--- a/articles/finished/PhapQuyen.docx
+++ b/articles/finished/PhapQuyen.docx
@@ -361,6 +361,7 @@
           <w:id w:val="1063754076"/>
           <w:citation/>
         </w:sdtPr>
+        <w:sdtEndPr/>
         <w:sdtContent>
           <w:r>
             <w:fldChar w:fldCharType="begin"/>
@@ -450,6 +451,7 @@
           <w:id w:val="592520875"/>
           <w:citation/>
         </w:sdtPr>
+        <w:sdtEndPr/>
         <w:sdtContent>
           <w:r>
             <w:fldChar w:fldCharType="begin"/>
@@ -548,6 +550,7 @@
           <w:id w:val="-496726558"/>
           <w:citation/>
         </w:sdtPr>
+        <w:sdtEndPr/>
         <w:sdtContent>
           <w:r>
             <w:rPr>
@@ -610,6 +613,7 @@
           <w:id w:val="-1800063771"/>
           <w:citation/>
         </w:sdtPr>
+        <w:sdtEndPr/>
         <w:sdtContent>
           <w:r>
             <w:fldChar w:fldCharType="begin"/>
@@ -721,6 +725,7 @@
           <w:id w:val="2046788621"/>
           <w:citation/>
         </w:sdtPr>
+        <w:sdtEndPr/>
         <w:sdtContent>
           <w:r>
             <w:fldChar w:fldCharType="begin"/>
@@ -801,6 +806,7 @@
           <w:id w:val="-1761437841"/>
           <w:citation/>
         </w:sdtPr>
+        <w:sdtEndPr/>
         <w:sdtContent>
           <w:r>
             <w:fldChar w:fldCharType="begin"/>
@@ -893,6 +899,7 @@
           <w:id w:val="269829449"/>
           <w:citation/>
         </w:sdtPr>
+        <w:sdtEndPr/>
         <w:sdtContent>
           <w:r>
             <w:fldChar w:fldCharType="begin"/>
@@ -928,6 +935,7 @@
           <w:id w:val="-763225325"/>
           <w:citation/>
         </w:sdtPr>
+        <w:sdtEndPr/>
         <w:sdtContent>
           <w:r>
             <w:fldChar w:fldCharType="begin"/>
@@ -1010,6 +1018,7 @@
           <w:id w:val="-2139559250"/>
           <w:citation/>
         </w:sdtPr>
+        <w:sdtEndPr/>
         <w:sdtContent>
           <w:r>
             <w:fldChar w:fldCharType="begin"/>
@@ -1328,6 +1337,7 @@
           <w:id w:val="1205295772"/>
           <w:citation/>
         </w:sdtPr>
+        <w:sdtEndPr/>
         <w:sdtContent>
           <w:r>
             <w:fldChar w:fldCharType="begin"/>
@@ -1459,6 +1469,7 @@
           <w:id w:val="-1220284408"/>
           <w:citation/>
         </w:sdtPr>
+        <w:sdtEndPr/>
         <w:sdtContent>
           <w:r>
             <w:fldChar w:fldCharType="begin"/>
@@ -1664,10 +1675,21 @@
         <w:t xml:space="preserve">). </w:t>
       </w:r>
       <w:r>
-        <w:rPr>
-          <w:i/>
-        </w:rPr>
-        <w:t>Quan năng</w:t>
+        <w:t xml:space="preserve">Lưu ý, moment trong triết học Đức có nghĩa chính là khía cạnh, giai đoạn, thành phần trong quá trình biện chứng. </w:t>
+      </w:r>
+      <w:proofErr w:type="gramStart"/>
+      <w:r>
+        <w:rPr>
+          <w:i/>
+        </w:rPr>
+        <w:t>Quan</w:t>
+      </w:r>
+      <w:proofErr w:type="gramEnd"/>
+      <w:r>
+        <w:rPr>
+          <w:i/>
+        </w:rPr>
+        <w:t xml:space="preserve"> năng</w:t>
       </w:r>
       <w:r>
         <w:t xml:space="preserve"> (</w:t>
@@ -1802,11 +1824,11 @@
         <w:t>Định chế</w:t>
       </w:r>
       <w:r>
-        <w:t xml:space="preserve"> cũng là những luật định, quy định, </w:t>
+        <w:t xml:space="preserve"> cũng là những luật </w:t>
       </w:r>
       <w:r>
         <w:lastRenderedPageBreak/>
-        <w:t>quy luật, quy tắc như luật pháp nhưng có mục đích rõ ràng nhưng không đặt nặng và/hoặc chưa quan tâm tính hợp pháp, hợp lệ.</w:t>
+        <w:t>định, quy định, quy luật, quy tắc như luật pháp nhưng có mục đích rõ ràng nhưng không đặt nặng và/hoặc chưa quan tâm tính hợp pháp, hợp lệ.</w:t>
       </w:r>
     </w:p>
     <w:p>
@@ -2426,7 +2448,18 @@
         <w:t>oment</w:t>
       </w:r>
       <w:r>
-        <w:t xml:space="preserve"> là thuộc tính</w:t>
+        <w:t xml:space="preserve"> là </w:t>
+      </w:r>
+      <w:r>
+        <w:t xml:space="preserve">khía cạnh, giai đoạn, </w:t>
+      </w:r>
+      <w:bookmarkStart w:id="2" w:name="_GoBack"/>
+      <w:bookmarkEnd w:id="2"/>
+      <w:r>
+        <w:t xml:space="preserve">thành phần, </w:t>
+      </w:r>
+      <w:r>
+        <w:t>thuộc tính</w:t>
       </w:r>
       <w:r>
         <w:t xml:space="preserve">, </w:t>
@@ -2475,6 +2508,7 @@
           <w:id w:val="766113225"/>
           <w:citation/>
         </w:sdtPr>
+        <w:sdtEndPr/>
         <w:sdtContent>
           <w:r>
             <w:fldChar w:fldCharType="begin"/>
@@ -2656,6 +2690,7 @@
           <w:id w:val="1310673331"/>
           <w:citation/>
         </w:sdtPr>
+        <w:sdtEndPr/>
         <w:sdtContent>
           <w:r>
             <w:fldChar w:fldCharType="begin"/>
@@ -2766,6 +2801,7 @@
           <w:id w:val="-696540182"/>
           <w:citation/>
         </w:sdtPr>
+        <w:sdtEndPr/>
         <w:sdtContent>
           <w:r>
             <w:fldChar w:fldCharType="begin"/>
@@ -2867,6 +2903,7 @@
           <w:id w:val="1843890578"/>
           <w:citation/>
         </w:sdtPr>
+        <w:sdtEndPr/>
         <w:sdtContent>
           <w:r>
             <w:fldChar w:fldCharType="begin"/>
@@ -3094,6 +3131,7 @@
           <w:id w:val="1934779701"/>
           <w:citation/>
         </w:sdtPr>
+        <w:sdtEndPr/>
         <w:sdtContent>
           <w:r>
             <w:fldChar w:fldCharType="begin"/>
@@ -3431,6 +3469,7 @@
           <w:id w:val="-146830703"/>
           <w:citation/>
         </w:sdtPr>
+        <w:sdtEndPr/>
         <w:sdtContent>
           <w:r>
             <w:fldChar w:fldCharType="begin"/>
@@ -3463,6 +3502,7 @@
           <w:id w:val="1601525030"/>
           <w:citation/>
         </w:sdtPr>
+        <w:sdtEndPr/>
         <w:sdtContent>
           <w:r>
             <w:fldChar w:fldCharType="begin"/>
@@ -3502,6 +3542,7 @@
           <w:id w:val="-741101290"/>
           <w:citation/>
         </w:sdtPr>
+        <w:sdtEndPr/>
         <w:sdtContent>
           <w:r>
             <w:fldChar w:fldCharType="begin"/>
@@ -3537,6 +3578,7 @@
           <w:id w:val="212699674"/>
           <w:citation/>
         </w:sdtPr>
+        <w:sdtEndPr/>
         <w:sdtContent>
           <w:r>
             <w:fldChar w:fldCharType="begin"/>
@@ -3587,6 +3629,7 @@
           <w:id w:val="-1081751291"/>
           <w:citation/>
         </w:sdtPr>
+        <w:sdtEndPr/>
         <w:sdtContent>
           <w:r>
             <w:fldChar w:fldCharType="begin"/>
@@ -3622,6 +3665,7 @@
           <w:id w:val="-1244178902"/>
           <w:citation/>
         </w:sdtPr>
+        <w:sdtEndPr/>
         <w:sdtContent>
           <w:r>
             <w:fldChar w:fldCharType="begin"/>
@@ -3675,6 +3719,7 @@
           <w:id w:val="1765491281"/>
           <w:citation/>
         </w:sdtPr>
+        <w:sdtEndPr/>
         <w:sdtContent>
           <w:r>
             <w:fldChar w:fldCharType="begin"/>
@@ -3713,6 +3758,7 @@
           <w:id w:val="1837416621"/>
           <w:citation/>
         </w:sdtPr>
+        <w:sdtEndPr/>
         <w:sdtContent>
           <w:r>
             <w:fldChar w:fldCharType="begin"/>
@@ -3745,6 +3791,7 @@
           <w:id w:val="668223430"/>
           <w:citation/>
         </w:sdtPr>
+        <w:sdtEndPr/>
         <w:sdtContent>
           <w:r>
             <w:fldChar w:fldCharType="begin"/>
@@ -3774,6 +3821,7 @@
           <w:id w:val="-1202775739"/>
           <w:citation/>
         </w:sdtPr>
+        <w:sdtEndPr/>
         <w:sdtContent>
           <w:r>
             <w:fldChar w:fldCharType="begin"/>
@@ -4003,6 +4051,7 @@
           <w:id w:val="684487328"/>
           <w:citation/>
         </w:sdtPr>
+        <w:sdtEndPr/>
         <w:sdtContent>
           <w:r>
             <w:fldChar w:fldCharType="begin"/>
@@ -4074,6 +4123,7 @@
           <w:id w:val="247242433"/>
           <w:citation/>
         </w:sdtPr>
+        <w:sdtEndPr/>
         <w:sdtContent>
           <w:r>
             <w:fldChar w:fldCharType="begin"/>
@@ -4130,6 +4180,7 @@
           <w:id w:val="1182015710"/>
           <w:citation/>
         </w:sdtPr>
+        <w:sdtEndPr/>
         <w:sdtContent>
           <w:r>
             <w:fldChar w:fldCharType="begin"/>
@@ -4252,6 +4303,7 @@
           <w:id w:val="21209700"/>
           <w:citation/>
         </w:sdtPr>
+        <w:sdtEndPr/>
         <w:sdtContent>
           <w:r>
             <w:fldChar w:fldCharType="begin"/>
@@ -4372,6 +4424,7 @@
           <w:id w:val="929861285"/>
           <w:citation/>
         </w:sdtPr>
+        <w:sdtEndPr/>
         <w:sdtContent>
           <w:r>
             <w:fldChar w:fldCharType="begin"/>
@@ -4751,6 +4804,7 @@
           <w:id w:val="2106463083"/>
           <w:citation/>
         </w:sdtPr>
+        <w:sdtEndPr/>
         <w:sdtContent>
           <w:r>
             <w:fldChar w:fldCharType="begin"/>
@@ -4792,6 +4846,7 @@
           <w:id w:val="67390205"/>
           <w:citation/>
         </w:sdtPr>
+        <w:sdtEndPr/>
         <w:sdtContent>
           <w:r>
             <w:fldChar w:fldCharType="begin"/>
@@ -4821,6 +4876,7 @@
           <w:id w:val="1273369279"/>
           <w:citation/>
         </w:sdtPr>
+        <w:sdtEndPr/>
         <w:sdtContent>
           <w:r>
             <w:fldChar w:fldCharType="begin"/>
@@ -4874,6 +4930,7 @@
           <w:id w:val="79100171"/>
           <w:citation/>
         </w:sdtPr>
+        <w:sdtEndPr/>
         <w:sdtContent>
           <w:r>
             <w:fldChar w:fldCharType="begin"/>
@@ -4939,6 +4996,7 @@
           <w:id w:val="-1519148699"/>
           <w:citation/>
         </w:sdtPr>
+        <w:sdtEndPr/>
         <w:sdtContent>
           <w:r>
             <w:fldChar w:fldCharType="begin"/>
@@ -5025,6 +5083,7 @@
           <w:id w:val="-959102537"/>
           <w:citation/>
         </w:sdtPr>
+        <w:sdtEndPr/>
         <w:sdtContent>
           <w:r>
             <w:fldChar w:fldCharType="begin"/>
@@ -5117,6 +5176,7 @@
           <w:id w:val="-756664594"/>
           <w:citation/>
         </w:sdtPr>
+        <w:sdtEndPr/>
         <w:sdtContent>
           <w:r>
             <w:fldChar w:fldCharType="begin"/>
@@ -5150,7 +5210,7 @@
       <w:pPr>
         <w:pStyle w:val="Heading1"/>
       </w:pPr>
-      <w:bookmarkStart w:id="2" w:name="_Toc207378964"/>
+      <w:bookmarkStart w:id="3" w:name="_Toc207378964"/>
       <w:r>
         <w:t>1</w:t>
       </w:r>
@@ -5160,17 +5220,17 @@
       <w:r>
         <w:t>Pháp quyền trừu tượng</w:t>
       </w:r>
-      <w:bookmarkEnd w:id="2"/>
+      <w:bookmarkEnd w:id="3"/>
     </w:p>
     <w:p>
       <w:pPr>
         <w:pStyle w:val="Heading2"/>
       </w:pPr>
-      <w:bookmarkStart w:id="3" w:name="_Toc207378965"/>
+      <w:bookmarkStart w:id="4" w:name="_Toc207378965"/>
       <w:r>
         <w:t>1.1. Pháp quyền trừu tượng</w:t>
       </w:r>
-      <w:bookmarkEnd w:id="3"/>
+      <w:bookmarkEnd w:id="4"/>
     </w:p>
     <w:p>
       <w:r>
@@ -5181,6 +5241,7 @@
           <w:id w:val="1075706672"/>
           <w:citation/>
         </w:sdtPr>
+        <w:sdtEndPr/>
         <w:sdtContent>
           <w:r>
             <w:fldChar w:fldCharType="begin"/>
@@ -5717,6 +5778,7 @@
           <w:id w:val="-407533097"/>
           <w:citation/>
         </w:sdtPr>
+        <w:sdtEndPr/>
         <w:sdtContent>
           <w:r>
             <w:fldChar w:fldCharType="begin"/>
@@ -5976,6 +6038,7 @@
           <w:id w:val="557287642"/>
           <w:citation/>
         </w:sdtPr>
+        <w:sdtEndPr/>
         <w:sdtContent>
           <w:r>
             <w:rPr>
@@ -6048,6 +6111,7 @@
           <w:id w:val="1116409960"/>
           <w:citation/>
         </w:sdtPr>
+        <w:sdtEndPr/>
         <w:sdtContent>
           <w:r>
             <w:rPr>
@@ -6182,6 +6246,7 @@
           <w:id w:val="-428583721"/>
           <w:citation/>
         </w:sdtPr>
+        <w:sdtEndPr/>
         <w:sdtContent>
           <w:r>
             <w:rPr>
@@ -6296,6 +6361,7 @@
           <w:id w:val="1536541375"/>
           <w:citation/>
         </w:sdtPr>
+        <w:sdtEndPr/>
         <w:sdtContent>
           <w:r>
             <w:rPr>
@@ -6380,6 +6446,7 @@
           <w:id w:val="47500187"/>
           <w:citation/>
         </w:sdtPr>
+        <w:sdtEndPr/>
         <w:sdtContent>
           <w:r>
             <w:rPr>
@@ -6440,6 +6507,7 @@
           <w:id w:val="1628514087"/>
           <w:citation/>
         </w:sdtPr>
+        <w:sdtEndPr/>
         <w:sdtContent>
           <w:r>
             <w:rPr>
@@ -6567,6 +6635,7 @@
           <w:id w:val="1054817089"/>
           <w:citation/>
         </w:sdtPr>
+        <w:sdtEndPr/>
         <w:sdtContent>
           <w:r>
             <w:rPr>
@@ -6649,6 +6718,7 @@
           <w:id w:val="649796996"/>
           <w:citation/>
         </w:sdtPr>
+        <w:sdtEndPr/>
         <w:sdtContent>
           <w:r>
             <w:rPr>
@@ -6723,6 +6793,7 @@
           <w:id w:val="495075868"/>
           <w:citation/>
         </w:sdtPr>
+        <w:sdtEndPr/>
         <w:sdtContent>
           <w:r>
             <w:rPr>
@@ -6936,6 +7007,7 @@
           <w:id w:val="-1198311028"/>
           <w:citation/>
         </w:sdtPr>
+        <w:sdtEndPr/>
         <w:sdtContent>
           <w:r>
             <w:rPr>
@@ -7039,6 +7111,7 @@
           <w:id w:val="-435060589"/>
           <w:citation/>
         </w:sdtPr>
+        <w:sdtEndPr/>
         <w:sdtContent>
           <w:r>
             <w:rPr>
@@ -7142,6 +7215,7 @@
           <w:id w:val="1220397766"/>
           <w:citation/>
         </w:sdtPr>
+        <w:sdtEndPr/>
         <w:sdtContent>
           <w:r>
             <w:rPr>
@@ -7215,6 +7289,7 @@
           <w:id w:val="1454364547"/>
           <w:citation/>
         </w:sdtPr>
+        <w:sdtEndPr/>
         <w:sdtContent>
           <w:r>
             <w:rPr>
@@ -7487,6 +7562,7 @@
           <w:id w:val="1987037831"/>
           <w:citation/>
         </w:sdtPr>
+        <w:sdtEndPr/>
         <w:sdtContent>
           <w:r>
             <w:rPr>
@@ -7547,6 +7623,7 @@
           <w:id w:val="1863318401"/>
           <w:citation/>
         </w:sdtPr>
+        <w:sdtEndPr/>
         <w:sdtContent>
           <w:r>
             <w:rPr>
@@ -7602,6 +7679,7 @@
           <w:id w:val="-1690288117"/>
           <w:citation/>
         </w:sdtPr>
+        <w:sdtEndPr/>
         <w:sdtContent>
           <w:r>
             <w:rPr>
@@ -7657,6 +7735,7 @@
           <w:id w:val="441194399"/>
           <w:citation/>
         </w:sdtPr>
+        <w:sdtEndPr/>
         <w:sdtContent>
           <w:r>
             <w:rPr>
@@ -7724,6 +7803,7 @@
           <w:id w:val="-189079577"/>
           <w:citation/>
         </w:sdtPr>
+        <w:sdtEndPr/>
         <w:sdtContent>
           <w:r>
             <w:rPr>
@@ -7797,6 +7877,7 @@
           <w:id w:val="-2104570613"/>
           <w:citation/>
         </w:sdtPr>
+        <w:sdtEndPr/>
         <w:sdtContent>
           <w:r>
             <w:rPr>
@@ -7915,7 +7996,7 @@
       <w:pPr>
         <w:pStyle w:val="Heading2"/>
       </w:pPr>
-      <w:bookmarkStart w:id="4" w:name="_Toc207378966"/>
+      <w:bookmarkStart w:id="5" w:name="_Toc207378966"/>
       <w:r>
         <w:t>1.2</w:t>
       </w:r>
@@ -7925,7 +8006,7 @@
       <w:r>
         <w:t>Sở hữu &amp; khế ước</w:t>
       </w:r>
-      <w:bookmarkEnd w:id="4"/>
+      <w:bookmarkEnd w:id="5"/>
     </w:p>
     <w:p>
       <w:pPr>
@@ -8067,6 +8148,7 @@
           <w:id w:val="671527830"/>
           <w:citation/>
         </w:sdtPr>
+        <w:sdtEndPr/>
         <w:sdtContent>
           <w:r>
             <w:rPr>
@@ -8447,6 +8529,7 @@
           <w:id w:val="430550560"/>
           <w:citation/>
         </w:sdtPr>
+        <w:sdtEndPr/>
         <w:sdtContent>
           <w:r>
             <w:rPr>
@@ -8773,6 +8856,7 @@
           <w:id w:val="-1327038442"/>
           <w:citation/>
         </w:sdtPr>
+        <w:sdtEndPr/>
         <w:sdtContent>
           <w:r>
             <w:rPr>
@@ -8894,6 +8978,7 @@
           <w:id w:val="1167363263"/>
           <w:citation/>
         </w:sdtPr>
+        <w:sdtEndPr/>
         <w:sdtContent>
           <w:r>
             <w:fldChar w:fldCharType="begin"/>
@@ -8926,6 +9011,7 @@
           <w:id w:val="-430593500"/>
           <w:citation/>
         </w:sdtPr>
+        <w:sdtEndPr/>
         <w:sdtContent>
           <w:r>
             <w:fldChar w:fldCharType="begin"/>
@@ -9027,6 +9113,7 @@
           <w:id w:val="-772860578"/>
           <w:citation/>
         </w:sdtPr>
+        <w:sdtEndPr/>
         <w:sdtContent>
           <w:r>
             <w:rPr>
@@ -9249,6 +9336,7 @@
           <w:id w:val="740286655"/>
           <w:citation/>
         </w:sdtPr>
+        <w:sdtEndPr/>
         <w:sdtContent>
           <w:r>
             <w:rPr>
@@ -9342,6 +9430,7 @@
           <w:id w:val="-1858734137"/>
           <w:citation/>
         </w:sdtPr>
+        <w:sdtEndPr/>
         <w:sdtContent>
           <w:r>
             <w:rPr>
@@ -9475,6 +9564,7 @@
           <w:id w:val="-1273087840"/>
           <w:citation/>
         </w:sdtPr>
+        <w:sdtEndPr/>
         <w:sdtContent>
           <w:r>
             <w:rPr>
@@ -9590,6 +9680,7 @@
           <w:id w:val="-1180495464"/>
           <w:citation/>
         </w:sdtPr>
+        <w:sdtEndPr/>
         <w:sdtContent>
           <w:r>
             <w:rPr>
@@ -9659,6 +9750,7 @@
           <w:id w:val="77805031"/>
           <w:citation/>
         </w:sdtPr>
+        <w:sdtEndPr/>
         <w:sdtContent>
           <w:r>
             <w:rPr>
@@ -9714,6 +9806,7 @@
           <w:id w:val="1487666340"/>
           <w:citation/>
         </w:sdtPr>
+        <w:sdtEndPr/>
         <w:sdtContent>
           <w:r>
             <w:rPr>
@@ -9993,6 +10086,7 @@
           <w:id w:val="787012562"/>
           <w:citation/>
         </w:sdtPr>
+        <w:sdtEndPr/>
         <w:sdtContent>
           <w:r>
             <w:rPr>
@@ -10066,6 +10160,7 @@
           <w:id w:val="-89629322"/>
           <w:citation/>
         </w:sdtPr>
+        <w:sdtEndPr/>
         <w:sdtContent>
           <w:r>
             <w:rPr>
@@ -10145,6 +10240,7 @@
           <w:id w:val="1806351682"/>
           <w:citation/>
         </w:sdtPr>
+        <w:sdtEndPr/>
         <w:sdtContent>
           <w:r>
             <w:rPr>
@@ -10206,6 +10302,7 @@
           <w:id w:val="2136753170"/>
           <w:citation/>
         </w:sdtPr>
+        <w:sdtEndPr/>
         <w:sdtContent>
           <w:r>
             <w:rPr>
@@ -10379,6 +10476,7 @@
           <w:id w:val="-966043682"/>
           <w:citation/>
         </w:sdtPr>
+        <w:sdtEndPr/>
         <w:sdtContent>
           <w:r>
             <w:rPr>
@@ -10489,6 +10587,7 @@
           <w:id w:val="79025476"/>
           <w:citation/>
         </w:sdtPr>
+        <w:sdtEndPr/>
         <w:sdtContent>
           <w:r>
             <w:rPr>
@@ -10586,6 +10685,7 @@
           <w:id w:val="551357315"/>
           <w:citation/>
         </w:sdtPr>
+        <w:sdtEndPr/>
         <w:sdtContent>
           <w:r>
             <w:rPr>
@@ -10669,6 +10769,7 @@
           <w:id w:val="1772048279"/>
           <w:citation/>
         </w:sdtPr>
+        <w:sdtEndPr/>
         <w:sdtContent>
           <w:r>
             <w:rPr>
@@ -10724,6 +10825,7 @@
           <w:id w:val="452907926"/>
           <w:citation/>
         </w:sdtPr>
+        <w:sdtEndPr/>
         <w:sdtContent>
           <w:r>
             <w:rPr>
@@ -10986,6 +11088,7 @@
           <w:id w:val="1201976114"/>
           <w:citation/>
         </w:sdtPr>
+        <w:sdtEndPr/>
         <w:sdtContent>
           <w:r>
             <w:rPr>
@@ -11059,11 +11162,11 @@
       <w:pPr>
         <w:pStyle w:val="Heading2"/>
       </w:pPr>
-      <w:bookmarkStart w:id="5" w:name="_Toc207378967"/>
+      <w:bookmarkStart w:id="6" w:name="_Toc207378967"/>
       <w:r>
         <w:t>1.3. Phi pháp</w:t>
       </w:r>
-      <w:bookmarkEnd w:id="5"/>
+      <w:bookmarkEnd w:id="6"/>
     </w:p>
     <w:p>
       <w:pPr>
@@ -11116,6 +11219,7 @@
           <w:id w:val="336122229"/>
           <w:citation/>
         </w:sdtPr>
+        <w:sdtEndPr/>
         <w:sdtContent>
           <w:r>
             <w:rPr>
@@ -11219,6 +11323,7 @@
           <w:id w:val="-805155748"/>
           <w:citation/>
         </w:sdtPr>
+        <w:sdtEndPr/>
         <w:sdtContent>
           <w:r>
             <w:rPr>
@@ -11346,6 +11451,7 @@
           <w:id w:val="30549480"/>
           <w:citation/>
         </w:sdtPr>
+        <w:sdtEndPr/>
         <w:sdtContent>
           <w:r>
             <w:rPr>
@@ -11477,6 +11583,7 @@
           <w:id w:val="54139668"/>
           <w:citation/>
         </w:sdtPr>
+        <w:sdtEndPr/>
         <w:sdtContent>
           <w:r>
             <w:rPr>
@@ -11645,6 +11752,7 @@
           <w:id w:val="623812237"/>
           <w:citation/>
         </w:sdtPr>
+        <w:sdtEndPr/>
         <w:sdtContent>
           <w:r>
             <w:rPr>
@@ -12000,6 +12108,7 @@
           <w:id w:val="1859395464"/>
           <w:citation/>
         </w:sdtPr>
+        <w:sdtEndPr/>
         <w:sdtContent>
           <w:r>
             <w:rPr>
@@ -12534,6 +12643,7 @@
           <w:id w:val="-1211186385"/>
           <w:citation/>
         </w:sdtPr>
+        <w:sdtEndPr/>
         <w:sdtContent>
           <w:r>
             <w:rPr>
@@ -12755,6 +12865,7 @@
           <w:id w:val="-182359063"/>
           <w:citation/>
         </w:sdtPr>
+        <w:sdtEndPr/>
         <w:sdtContent>
           <w:r>
             <w:rPr>
@@ -13424,6 +13535,7 @@
           <w:id w:val="1328010935"/>
           <w:citation/>
         </w:sdtPr>
+        <w:sdtEndPr/>
         <w:sdtContent>
           <w:r>
             <w:rPr>
@@ -13705,6 +13817,7 @@
           <w:id w:val="-744483927"/>
           <w:citation/>
         </w:sdtPr>
+        <w:sdtEndPr/>
         <w:sdtContent>
           <w:r>
             <w:rPr>
@@ -14202,6 +14315,7 @@
           <w:id w:val="571162948"/>
           <w:citation/>
         </w:sdtPr>
+        <w:sdtEndPr/>
         <w:sdtContent>
           <w:r>
             <w:rPr>
@@ -14347,6 +14461,7 @@
           <w:id w:val="1958668962"/>
           <w:citation/>
         </w:sdtPr>
+        <w:sdtEndPr/>
         <w:sdtContent>
           <w:r>
             <w:rPr>
@@ -14427,6 +14542,7 @@
           <w:id w:val="-1301382641"/>
           <w:citation/>
         </w:sdtPr>
+        <w:sdtEndPr/>
         <w:sdtContent>
           <w:r>
             <w:rPr>
@@ -14566,6 +14682,7 @@
           <w:id w:val="1300892027"/>
           <w:citation/>
         </w:sdtPr>
+        <w:sdtEndPr/>
         <w:sdtContent>
           <w:r>
             <w:rPr>
@@ -14627,6 +14744,7 @@
           <w:id w:val="-238953301"/>
           <w:citation/>
         </w:sdtPr>
+        <w:sdtEndPr/>
         <w:sdtContent>
           <w:r>
             <w:fldChar w:fldCharType="begin"/>
@@ -14771,6 +14889,7 @@
           <w:id w:val="848759651"/>
           <w:citation/>
         </w:sdtPr>
+        <w:sdtEndPr/>
         <w:sdtContent>
           <w:r>
             <w:rPr>
@@ -15154,6 +15273,7 @@
           <w:id w:val="424540746"/>
           <w:citation/>
         </w:sdtPr>
+        <w:sdtEndPr/>
         <w:sdtContent>
           <w:r>
             <w:fldChar w:fldCharType="begin"/>
@@ -15190,7 +15310,7 @@
       <w:pPr>
         <w:pStyle w:val="Heading1"/>
       </w:pPr>
-      <w:bookmarkStart w:id="6" w:name="_Toc207378968"/>
+      <w:bookmarkStart w:id="7" w:name="_Toc207378968"/>
       <w:r>
         <w:t>2</w:t>
       </w:r>
@@ -15200,17 +15320,17 @@
       <w:r>
         <w:t>Luân lý</w:t>
       </w:r>
-      <w:bookmarkEnd w:id="6"/>
+      <w:bookmarkEnd w:id="7"/>
     </w:p>
     <w:p>
       <w:pPr>
         <w:pStyle w:val="Heading2"/>
       </w:pPr>
-      <w:bookmarkStart w:id="7" w:name="_Toc207378969"/>
+      <w:bookmarkStart w:id="8" w:name="_Toc207378969"/>
       <w:r>
         <w:t>2.1. Luân lý</w:t>
       </w:r>
-      <w:bookmarkEnd w:id="7"/>
+      <w:bookmarkEnd w:id="8"/>
     </w:p>
     <w:p>
       <w:r>
@@ -15251,6 +15371,7 @@
           <w:id w:val="-231234198"/>
           <w:citation/>
         </w:sdtPr>
+        <w:sdtEndPr/>
         <w:sdtContent>
           <w:r>
             <w:rPr>
@@ -15410,6 +15531,7 @@
           <w:id w:val="278459445"/>
           <w:citation/>
         </w:sdtPr>
+        <w:sdtEndPr/>
         <w:sdtContent>
           <w:r>
             <w:rPr>
@@ -15664,6 +15786,7 @@
           <w:id w:val="1708910900"/>
           <w:citation/>
         </w:sdtPr>
+        <w:sdtEndPr/>
         <w:sdtContent>
           <w:r>
             <w:fldChar w:fldCharType="begin"/>
@@ -15705,6 +15828,7 @@
           <w:id w:val="-484082473"/>
           <w:citation/>
         </w:sdtPr>
+        <w:sdtEndPr/>
         <w:sdtContent>
           <w:r>
             <w:fldChar w:fldCharType="begin"/>
@@ -15863,6 +15987,7 @@
           <w:id w:val="-1534569526"/>
           <w:citation/>
         </w:sdtPr>
+        <w:sdtEndPr/>
         <w:sdtContent>
           <w:r>
             <w:rPr>
@@ -15988,6 +16113,7 @@
           <w:id w:val="-161626508"/>
           <w:citation/>
         </w:sdtPr>
+        <w:sdtEndPr/>
         <w:sdtContent>
           <w:r>
             <w:fldChar w:fldCharType="begin"/>
@@ -16148,6 +16274,7 @@
           <w:id w:val="645941775"/>
           <w:citation/>
         </w:sdtPr>
+        <w:sdtEndPr/>
         <w:sdtContent>
           <w:r>
             <w:fldChar w:fldCharType="begin"/>
@@ -16183,6 +16310,7 @@
           <w:id w:val="688715538"/>
           <w:citation/>
         </w:sdtPr>
+        <w:sdtEndPr/>
         <w:sdtContent>
           <w:r>
             <w:fldChar w:fldCharType="begin"/>
@@ -16281,6 +16409,7 @@
           <w:id w:val="-477459507"/>
           <w:citation/>
         </w:sdtPr>
+        <w:sdtEndPr/>
         <w:sdtContent>
           <w:r>
             <w:fldChar w:fldCharType="begin"/>
@@ -16480,6 +16609,7 @@
           <w:id w:val="1739048472"/>
           <w:citation/>
         </w:sdtPr>
+        <w:sdtEndPr/>
         <w:sdtContent>
           <w:r>
             <w:fldChar w:fldCharType="begin"/>
@@ -16509,6 +16639,7 @@
           <w:id w:val="188964869"/>
           <w:citation/>
         </w:sdtPr>
+        <w:sdtEndPr/>
         <w:sdtContent>
           <w:r>
             <w:fldChar w:fldCharType="begin"/>
@@ -16598,6 +16729,7 @@
           <w:id w:val="1618403828"/>
           <w:citation/>
         </w:sdtPr>
+        <w:sdtEndPr/>
         <w:sdtContent>
           <w:r>
             <w:fldChar w:fldCharType="begin"/>
@@ -16666,6 +16798,7 @@
           <w:id w:val="405113838"/>
           <w:citation/>
         </w:sdtPr>
+        <w:sdtEndPr/>
         <w:sdtContent>
           <w:r>
             <w:fldChar w:fldCharType="begin"/>
@@ -16724,6 +16857,7 @@
           <w:id w:val="280223975"/>
           <w:citation/>
         </w:sdtPr>
+        <w:sdtEndPr/>
         <w:sdtContent>
           <w:r>
             <w:fldChar w:fldCharType="begin"/>
@@ -16807,6 +16941,7 @@
           <w:id w:val="1703276571"/>
           <w:citation/>
         </w:sdtPr>
+        <w:sdtEndPr/>
         <w:sdtContent>
           <w:r>
             <w:fldChar w:fldCharType="begin"/>
@@ -16872,6 +17007,7 @@
           <w:id w:val="900641410"/>
           <w:citation/>
         </w:sdtPr>
+        <w:sdtEndPr/>
         <w:sdtContent>
           <w:r>
             <w:fldChar w:fldCharType="begin"/>
@@ -17105,6 +17241,7 @@
           <w:id w:val="-1767296031"/>
           <w:citation/>
         </w:sdtPr>
+        <w:sdtEndPr/>
         <w:sdtContent>
           <w:r>
             <w:fldChar w:fldCharType="begin"/>
@@ -17206,6 +17343,7 @@
           <w:id w:val="-1353104537"/>
           <w:citation/>
         </w:sdtPr>
+        <w:sdtEndPr/>
         <w:sdtContent>
           <w:r>
             <w:fldChar w:fldCharType="begin"/>
@@ -17348,6 +17486,7 @@
           <w:id w:val="673998254"/>
           <w:citation/>
         </w:sdtPr>
+        <w:sdtEndPr/>
         <w:sdtContent>
           <w:r>
             <w:fldChar w:fldCharType="begin"/>
@@ -17422,6 +17561,7 @@
           <w:id w:val="1889614178"/>
           <w:citation/>
         </w:sdtPr>
+        <w:sdtEndPr/>
         <w:sdtContent>
           <w:r>
             <w:fldChar w:fldCharType="begin"/>
@@ -17475,6 +17615,7 @@
           <w:id w:val="-656611459"/>
           <w:citation/>
         </w:sdtPr>
+        <w:sdtEndPr/>
         <w:sdtContent>
           <w:r>
             <w:fldChar w:fldCharType="begin"/>
@@ -17582,6 +17723,7 @@
           <w:id w:val="-502671285"/>
           <w:citation/>
         </w:sdtPr>
+        <w:sdtEndPr/>
         <w:sdtContent>
           <w:r>
             <w:fldChar w:fldCharType="begin"/>
@@ -17710,6 +17852,7 @@
           <w:id w:val="-290586245"/>
           <w:citation/>
         </w:sdtPr>
+        <w:sdtEndPr/>
         <w:sdtContent>
           <w:r>
             <w:fldChar w:fldCharType="begin"/>
@@ -17965,11 +18108,11 @@
       <w:pPr>
         <w:pStyle w:val="Heading2"/>
       </w:pPr>
-      <w:bookmarkStart w:id="8" w:name="_Toc207378970"/>
+      <w:bookmarkStart w:id="9" w:name="_Toc207378970"/>
       <w:r>
         <w:t>2.2. Trách nhiệm</w:t>
       </w:r>
-      <w:bookmarkEnd w:id="8"/>
+      <w:bookmarkEnd w:id="9"/>
     </w:p>
     <w:p>
       <w:r>
@@ -18035,6 +18178,7 @@
           <w:id w:val="290712286"/>
           <w:citation/>
         </w:sdtPr>
+        <w:sdtEndPr/>
         <w:sdtContent>
           <w:r>
             <w:fldChar w:fldCharType="begin"/>
@@ -18103,6 +18247,7 @@
           <w:id w:val="-2438876"/>
           <w:citation/>
         </w:sdtPr>
+        <w:sdtEndPr/>
         <w:sdtContent>
           <w:r>
             <w:fldChar w:fldCharType="begin"/>
@@ -18165,6 +18310,7 @@
           <w:id w:val="1534073850"/>
           <w:citation/>
         </w:sdtPr>
+        <w:sdtEndPr/>
         <w:sdtContent>
           <w:r>
             <w:fldChar w:fldCharType="begin"/>
@@ -18298,6 +18444,7 @@
           <w:id w:val="-315498531"/>
           <w:citation/>
         </w:sdtPr>
+        <w:sdtEndPr/>
         <w:sdtContent>
           <w:r>
             <w:fldChar w:fldCharType="begin"/>
@@ -18565,11 +18712,11 @@
       <w:pPr>
         <w:pStyle w:val="Heading2"/>
       </w:pPr>
-      <w:bookmarkStart w:id="9" w:name="_Toc207378971"/>
+      <w:bookmarkStart w:id="10" w:name="_Toc207378971"/>
       <w:r>
         <w:t>2.3. An lạc</w:t>
       </w:r>
-      <w:bookmarkEnd w:id="9"/>
+      <w:bookmarkEnd w:id="10"/>
     </w:p>
     <w:p>
       <w:r>
@@ -18616,6 +18763,7 @@
           <w:id w:val="1310986402"/>
           <w:citation/>
         </w:sdtPr>
+        <w:sdtEndPr/>
         <w:sdtContent>
           <w:r>
             <w:fldChar w:fldCharType="begin"/>
@@ -18768,6 +18916,7 @@
           <w:id w:val="-1108187935"/>
           <w:citation/>
         </w:sdtPr>
+        <w:sdtEndPr/>
         <w:sdtContent>
           <w:r>
             <w:fldChar w:fldCharType="begin"/>
@@ -18869,6 +19018,7 @@
           <w:id w:val="1350677275"/>
           <w:citation/>
         </w:sdtPr>
+        <w:sdtEndPr/>
         <w:sdtContent>
           <w:r>
             <w:fldChar w:fldCharType="begin"/>
@@ -18925,6 +19075,7 @@
           <w:id w:val="-1679650440"/>
           <w:citation/>
         </w:sdtPr>
+        <w:sdtEndPr/>
         <w:sdtContent>
           <w:r>
             <w:fldChar w:fldCharType="begin"/>
@@ -18966,6 +19117,7 @@
           <w:id w:val="1466775100"/>
           <w:citation/>
         </w:sdtPr>
+        <w:sdtEndPr/>
         <w:sdtContent>
           <w:r>
             <w:fldChar w:fldCharType="begin"/>
@@ -19037,6 +19189,7 @@
           <w:id w:val="1853140764"/>
           <w:citation/>
         </w:sdtPr>
+        <w:sdtEndPr/>
         <w:sdtContent>
           <w:r>
             <w:fldChar w:fldCharType="begin"/>
@@ -19156,6 +19309,7 @@
           <w:id w:val="-2106339788"/>
           <w:citation/>
         </w:sdtPr>
+        <w:sdtEndPr/>
         <w:sdtContent>
           <w:r>
             <w:fldChar w:fldCharType="begin"/>
@@ -19255,11 +19409,11 @@
       <w:pPr>
         <w:pStyle w:val="Heading2"/>
       </w:pPr>
-      <w:bookmarkStart w:id="10" w:name="_Toc207378972"/>
+      <w:bookmarkStart w:id="11" w:name="_Toc207378972"/>
       <w:r>
         <w:t>2.4. Cái thiện &amp; lương tâm</w:t>
       </w:r>
-      <w:bookmarkEnd w:id="10"/>
+      <w:bookmarkEnd w:id="11"/>
     </w:p>
     <w:p>
       <w:r>
@@ -19303,6 +19457,7 @@
           <w:id w:val="818458160"/>
           <w:citation/>
         </w:sdtPr>
+        <w:sdtEndPr/>
         <w:sdtContent>
           <w:r>
             <w:fldChar w:fldCharType="begin"/>
@@ -19404,6 +19559,7 @@
           <w:id w:val="1356622892"/>
           <w:citation/>
         </w:sdtPr>
+        <w:sdtEndPr/>
         <w:sdtContent>
           <w:r>
             <w:fldChar w:fldCharType="begin"/>
@@ -19548,6 +19704,7 @@
           <w:id w:val="-775096721"/>
           <w:citation/>
         </w:sdtPr>
+        <w:sdtEndPr/>
         <w:sdtContent>
           <w:r>
             <w:fldChar w:fldCharType="begin"/>
@@ -19607,6 +19764,7 @@
           <w:id w:val="1156651106"/>
           <w:citation/>
         </w:sdtPr>
+        <w:sdtEndPr/>
         <w:sdtContent>
           <w:r>
             <w:fldChar w:fldCharType="begin"/>
@@ -19678,6 +19836,7 @@
           <w:id w:val="-219669306"/>
           <w:citation/>
         </w:sdtPr>
+        <w:sdtEndPr/>
         <w:sdtContent>
           <w:r>
             <w:fldChar w:fldCharType="begin"/>
@@ -19719,6 +19878,7 @@
           <w:id w:val="-346711893"/>
           <w:citation/>
         </w:sdtPr>
+        <w:sdtEndPr/>
         <w:sdtContent>
           <w:r>
             <w:fldChar w:fldCharType="begin"/>
@@ -19793,6 +19953,7 @@
           <w:id w:val="-1502345271"/>
           <w:citation/>
         </w:sdtPr>
+        <w:sdtEndPr/>
         <w:sdtContent>
           <w:r>
             <w:fldChar w:fldCharType="begin"/>
@@ -19839,6 +20000,7 @@
           <w:id w:val="-432745503"/>
           <w:citation/>
         </w:sdtPr>
+        <w:sdtEndPr/>
         <w:sdtContent>
           <w:r>
             <w:fldChar w:fldCharType="begin"/>
@@ -19916,6 +20078,7 @@
           <w:id w:val="-564182858"/>
           <w:citation/>
         </w:sdtPr>
+        <w:sdtEndPr/>
         <w:sdtContent>
           <w:r>
             <w:fldChar w:fldCharType="begin"/>
@@ -19963,6 +20126,7 @@
           <w:id w:val="-1998652299"/>
           <w:citation/>
         </w:sdtPr>
+        <w:sdtEndPr/>
         <w:sdtContent>
           <w:r>
             <w:fldChar w:fldCharType="begin"/>
@@ -20016,6 +20180,7 @@
           <w:id w:val="-711885698"/>
           <w:citation/>
         </w:sdtPr>
+        <w:sdtEndPr/>
         <w:sdtContent>
           <w:r>
             <w:fldChar w:fldCharType="begin"/>
@@ -20081,6 +20246,7 @@
           <w:id w:val="1505394883"/>
           <w:citation/>
         </w:sdtPr>
+        <w:sdtEndPr/>
         <w:sdtContent>
           <w:r>
             <w:fldChar w:fldCharType="begin"/>
@@ -20125,6 +20291,7 @@
           <w:id w:val="1405185176"/>
           <w:citation/>
         </w:sdtPr>
+        <w:sdtEndPr/>
         <w:sdtContent>
           <w:r>
             <w:fldChar w:fldCharType="begin"/>
@@ -20307,6 +20474,7 @@
           <w:id w:val="-1356953800"/>
           <w:citation/>
         </w:sdtPr>
+        <w:sdtEndPr/>
         <w:sdtContent>
           <w:r>
             <w:fldChar w:fldCharType="begin"/>
@@ -20342,6 +20510,7 @@
           <w:id w:val="-1952004997"/>
           <w:citation/>
         </w:sdtPr>
+        <w:sdtEndPr/>
         <w:sdtContent>
           <w:r>
             <w:fldChar w:fldCharType="begin"/>
@@ -20425,6 +20594,7 @@
           <w:id w:val="885683548"/>
           <w:citation/>
         </w:sdtPr>
+        <w:sdtEndPr/>
         <w:sdtContent>
           <w:r>
             <w:fldChar w:fldCharType="begin"/>
@@ -20475,6 +20645,7 @@
           <w:id w:val="534545790"/>
           <w:citation/>
         </w:sdtPr>
+        <w:sdtEndPr/>
         <w:sdtContent>
           <w:r>
             <w:fldChar w:fldCharType="begin"/>
@@ -20510,6 +20681,7 @@
           <w:id w:val="2071911806"/>
           <w:citation/>
         </w:sdtPr>
+        <w:sdtEndPr/>
         <w:sdtContent>
           <w:r>
             <w:fldChar w:fldCharType="begin"/>
@@ -20586,6 +20758,7 @@
           <w:id w:val="1073240275"/>
           <w:citation/>
         </w:sdtPr>
+        <w:sdtEndPr/>
         <w:sdtContent>
           <w:r>
             <w:fldChar w:fldCharType="begin"/>
@@ -20834,6 +21007,7 @@
           <w:id w:val="-1189366295"/>
           <w:citation/>
         </w:sdtPr>
+        <w:sdtEndPr/>
         <w:sdtContent>
           <w:r>
             <w:fldChar w:fldCharType="begin"/>
@@ -21040,6 +21214,7 @@
           <w:id w:val="1887286205"/>
           <w:citation/>
         </w:sdtPr>
+        <w:sdtEndPr/>
         <w:sdtContent>
           <w:r>
             <w:fldChar w:fldCharType="begin"/>
@@ -21084,6 +21259,7 @@
           <w:id w:val="-1771777461"/>
           <w:citation/>
         </w:sdtPr>
+        <w:sdtEndPr/>
         <w:sdtContent>
           <w:r>
             <w:fldChar w:fldCharType="begin"/>
@@ -21224,6 +21400,7 @@
           <w:id w:val="759950769"/>
           <w:citation/>
         </w:sdtPr>
+        <w:sdtEndPr/>
         <w:sdtContent>
           <w:r>
             <w:fldChar w:fldCharType="begin"/>
@@ -21532,6 +21709,7 @@
           <w:id w:val="945272685"/>
           <w:citation/>
         </w:sdtPr>
+        <w:sdtEndPr/>
         <w:sdtContent>
           <w:r>
             <w:fldChar w:fldCharType="begin"/>
@@ -21564,6 +21742,7 @@
           <w:id w:val="1302651968"/>
           <w:citation/>
         </w:sdtPr>
+        <w:sdtEndPr/>
         <w:sdtContent>
           <w:r>
             <w:fldChar w:fldCharType="begin"/>
@@ -21704,6 +21883,7 @@
           <w:id w:val="531227778"/>
           <w:citation/>
         </w:sdtPr>
+        <w:sdtEndPr/>
         <w:sdtContent>
           <w:r>
             <w:fldChar w:fldCharType="begin"/>
@@ -22171,6 +22351,7 @@
           <w:id w:val="-1751110580"/>
           <w:citation/>
         </w:sdtPr>
+        <w:sdtEndPr/>
         <w:sdtContent>
           <w:r>
             <w:fldChar w:fldCharType="begin"/>
@@ -22391,6 +22572,7 @@
           <w:id w:val="-1856963498"/>
           <w:citation/>
         </w:sdtPr>
+        <w:sdtEndPr/>
         <w:sdtContent>
           <w:r>
             <w:fldChar w:fldCharType="begin"/>
@@ -22541,6 +22723,7 @@
           <w:id w:val="1724943081"/>
           <w:citation/>
         </w:sdtPr>
+        <w:sdtEndPr/>
         <w:sdtContent>
           <w:r>
             <w:fldChar w:fldCharType="begin"/>
@@ -22579,6 +22762,7 @@
           <w:id w:val="-1904977449"/>
           <w:citation/>
         </w:sdtPr>
+        <w:sdtEndPr/>
         <w:sdtContent>
           <w:r>
             <w:fldChar w:fldCharType="begin"/>
@@ -22616,6 +22800,7 @@
           <w:id w:val="1650316822"/>
           <w:citation/>
         </w:sdtPr>
+        <w:sdtEndPr/>
         <w:sdtContent>
           <w:r>
             <w:fldChar w:fldCharType="begin"/>
@@ -22720,6 +22905,7 @@
           <w:id w:val="-12536058"/>
           <w:citation/>
         </w:sdtPr>
+        <w:sdtEndPr/>
         <w:sdtContent>
           <w:r>
             <w:fldChar w:fldCharType="begin"/>
@@ -22779,6 +22965,7 @@
           <w:id w:val="665291327"/>
           <w:citation/>
         </w:sdtPr>
+        <w:sdtEndPr/>
         <w:sdtContent>
           <w:r>
             <w:fldChar w:fldCharType="begin"/>
@@ -22808,6 +22995,7 @@
           <w:id w:val="2061898356"/>
           <w:citation/>
         </w:sdtPr>
+        <w:sdtEndPr/>
         <w:sdtContent>
           <w:r>
             <w:fldChar w:fldCharType="begin"/>
@@ -22965,6 +23153,7 @@
           <w:id w:val="-117293621"/>
           <w:citation/>
         </w:sdtPr>
+        <w:sdtEndPr/>
         <w:sdtContent>
           <w:r>
             <w:fldChar w:fldCharType="begin"/>
@@ -23030,6 +23219,7 @@
           <w:id w:val="-1552601384"/>
           <w:citation/>
         </w:sdtPr>
+        <w:sdtEndPr/>
         <w:sdtContent>
           <w:r>
             <w:fldChar w:fldCharType="begin"/>
@@ -23141,6 +23331,7 @@
           <w:id w:val="934412890"/>
           <w:citation/>
         </w:sdtPr>
+        <w:sdtEndPr/>
         <w:sdtContent>
           <w:r>
             <w:fldChar w:fldCharType="begin"/>
@@ -23203,6 +23394,7 @@
           <w:id w:val="-381407425"/>
           <w:citation/>
         </w:sdtPr>
+        <w:sdtEndPr/>
         <w:sdtContent>
           <w:r>
             <w:fldChar w:fldCharType="begin"/>
@@ -23327,6 +23519,7 @@
           <w:id w:val="1265121844"/>
           <w:citation/>
         </w:sdtPr>
+        <w:sdtEndPr/>
         <w:sdtContent>
           <w:r>
             <w:fldChar w:fldCharType="begin"/>
@@ -23435,7 +23628,7 @@
       <w:pPr>
         <w:pStyle w:val="Heading1"/>
       </w:pPr>
-      <w:bookmarkStart w:id="11" w:name="_Toc207378973"/>
+      <w:bookmarkStart w:id="12" w:name="_Toc207378973"/>
       <w:r>
         <w:lastRenderedPageBreak/>
         <w:t>3</w:t>
@@ -23443,17 +23636,17 @@
       <w:r>
         <w:t>. Đạo đức</w:t>
       </w:r>
-      <w:bookmarkEnd w:id="11"/>
+      <w:bookmarkEnd w:id="12"/>
     </w:p>
     <w:p>
       <w:pPr>
         <w:pStyle w:val="Heading2"/>
       </w:pPr>
-      <w:bookmarkStart w:id="12" w:name="_Toc207378974"/>
+      <w:bookmarkStart w:id="13" w:name="_Toc207378974"/>
       <w:r>
         <w:t>3.1. Đời sống đạo đức</w:t>
       </w:r>
-      <w:bookmarkEnd w:id="12"/>
+      <w:bookmarkEnd w:id="13"/>
     </w:p>
     <w:p>
       <w:r>
@@ -23473,6 +23666,7 @@
           <w:id w:val="1121189533"/>
           <w:citation/>
         </w:sdtPr>
+        <w:sdtEndPr/>
         <w:sdtContent>
           <w:r>
             <w:fldChar w:fldCharType="begin"/>
@@ -23511,6 +23705,7 @@
           <w:id w:val="1843505356"/>
           <w:citation/>
         </w:sdtPr>
+        <w:sdtEndPr/>
         <w:sdtContent>
           <w:r>
             <w:fldChar w:fldCharType="begin"/>
@@ -23558,6 +23753,7 @@
           <w:id w:val="-967668300"/>
           <w:citation/>
         </w:sdtPr>
+        <w:sdtEndPr/>
         <w:sdtContent>
           <w:r>
             <w:fldChar w:fldCharType="begin"/>
@@ -23626,6 +23822,7 @@
           <w:id w:val="2095126139"/>
           <w:citation/>
         </w:sdtPr>
+        <w:sdtEndPr/>
         <w:sdtContent>
           <w:r>
             <w:fldChar w:fldCharType="begin"/>
@@ -23708,6 +23905,7 @@
           <w:id w:val="-1413237753"/>
           <w:citation/>
         </w:sdtPr>
+        <w:sdtEndPr/>
         <w:sdtContent>
           <w:r>
             <w:fldChar w:fldCharType="begin"/>
@@ -23773,6 +23971,7 @@
           <w:id w:val="-530491132"/>
           <w:citation/>
         </w:sdtPr>
+        <w:sdtEndPr/>
         <w:sdtContent>
           <w:r>
             <w:rPr>
@@ -23832,6 +24031,7 @@
           <w:id w:val="412593393"/>
           <w:citation/>
         </w:sdtPr>
+        <w:sdtEndPr/>
         <w:sdtContent>
           <w:r>
             <w:fldChar w:fldCharType="begin"/>
@@ -23887,6 +24087,7 @@
           <w:id w:val="579179358"/>
           <w:citation/>
         </w:sdtPr>
+        <w:sdtEndPr/>
         <w:sdtContent>
           <w:r>
             <w:fldChar w:fldCharType="begin"/>
@@ -23922,6 +24123,7 @@
           <w:id w:val="-490877941"/>
           <w:citation/>
         </w:sdtPr>
+        <w:sdtEndPr/>
         <w:sdtContent>
           <w:r>
             <w:fldChar w:fldCharType="begin"/>
@@ -23979,6 +24181,7 @@
           <w:id w:val="-545142340"/>
           <w:citation/>
         </w:sdtPr>
+        <w:sdtEndPr/>
         <w:sdtContent>
           <w:r>
             <w:fldChar w:fldCharType="begin"/>
@@ -24020,6 +24223,7 @@
           <w:id w:val="-923107562"/>
           <w:citation/>
         </w:sdtPr>
+        <w:sdtEndPr/>
         <w:sdtContent>
           <w:r>
             <w:rPr>
@@ -24058,6 +24262,7 @@
           <w:id w:val="-720522402"/>
           <w:citation/>
         </w:sdtPr>
+        <w:sdtEndPr/>
         <w:sdtContent>
           <w:r>
             <w:fldChar w:fldCharType="begin"/>
@@ -24508,6 +24713,7 @@
           <w:id w:val="-1952232205"/>
           <w:citation/>
         </w:sdtPr>
+        <w:sdtEndPr/>
         <w:sdtContent>
           <w:r>
             <w:fldChar w:fldCharType="begin"/>
@@ -24744,6 +24950,7 @@
           <w:id w:val="621264491"/>
           <w:citation/>
         </w:sdtPr>
+        <w:sdtEndPr/>
         <w:sdtContent>
           <w:r>
             <w:fldChar w:fldCharType="begin"/>
@@ -25060,6 +25267,7 @@
           <w:id w:val="-523637735"/>
           <w:citation/>
         </w:sdtPr>
+        <w:sdtEndPr/>
         <w:sdtContent>
           <w:r>
             <w:fldChar w:fldCharType="begin"/>
@@ -25159,6 +25367,7 @@
           <w:id w:val="-901678289"/>
           <w:citation/>
         </w:sdtPr>
+        <w:sdtEndPr/>
         <w:sdtContent>
           <w:r>
             <w:fldChar w:fldCharType="begin"/>
@@ -25317,6 +25526,7 @@
           <w:id w:val="-1191366800"/>
           <w:citation/>
         </w:sdtPr>
+        <w:sdtEndPr/>
         <w:sdtContent>
           <w:r>
             <w:fldChar w:fldCharType="begin"/>
@@ -25352,6 +25562,7 @@
           <w:id w:val="-1837217179"/>
           <w:citation/>
         </w:sdtPr>
+        <w:sdtEndPr/>
         <w:sdtContent>
           <w:r>
             <w:fldChar w:fldCharType="begin"/>
@@ -25554,6 +25765,7 @@
           <w:id w:val="-632479530"/>
           <w:citation/>
         </w:sdtPr>
+        <w:sdtEndPr/>
         <w:sdtContent>
           <w:r>
             <w:fldChar w:fldCharType="begin"/>
@@ -25595,6 +25807,7 @@
           <w:id w:val="-2135857528"/>
           <w:citation/>
         </w:sdtPr>
+        <w:sdtEndPr/>
         <w:sdtContent>
           <w:r>
             <w:rPr>
@@ -25679,6 +25892,7 @@
           <w:id w:val="-1956089413"/>
           <w:citation/>
         </w:sdtPr>
+        <w:sdtEndPr/>
         <w:sdtContent>
           <w:r>
             <w:fldChar w:fldCharType="begin"/>
@@ -26172,6 +26386,7 @@
           <w:id w:val="-812946070"/>
           <w:citation/>
         </w:sdtPr>
+        <w:sdtEndPr/>
         <w:sdtContent>
           <w:r>
             <w:fldChar w:fldCharType="begin"/>
@@ -26276,6 +26491,7 @@
           <w:id w:val="795491966"/>
           <w:citation/>
         </w:sdtPr>
+        <w:sdtEndPr/>
         <w:sdtContent>
           <w:r>
             <w:fldChar w:fldCharType="begin"/>
@@ -26329,6 +26545,7 @@
           <w:id w:val="519521007"/>
           <w:citation/>
         </w:sdtPr>
+        <w:sdtEndPr/>
         <w:sdtContent>
           <w:r>
             <w:fldChar w:fldCharType="begin"/>
@@ -26382,6 +26599,7 @@
           <w:id w:val="1608155538"/>
           <w:citation/>
         </w:sdtPr>
+        <w:sdtEndPr/>
         <w:sdtContent>
           <w:r>
             <w:fldChar w:fldCharType="begin"/>
@@ -26450,6 +26668,7 @@
           <w:id w:val="-1443143617"/>
           <w:citation/>
         </w:sdtPr>
+        <w:sdtEndPr/>
         <w:sdtContent>
           <w:r>
             <w:fldChar w:fldCharType="begin"/>
@@ -26497,6 +26716,7 @@
           <w:id w:val="-532799822"/>
           <w:citation/>
         </w:sdtPr>
+        <w:sdtEndPr/>
         <w:sdtContent>
           <w:r>
             <w:fldChar w:fldCharType="begin"/>
@@ -26542,6 +26762,7 @@
           <w:id w:val="575707864"/>
           <w:citation/>
         </w:sdtPr>
+        <w:sdtEndPr/>
         <w:sdtContent>
           <w:r>
             <w:fldChar w:fldCharType="begin"/>
@@ -26693,6 +26914,7 @@
           <w:id w:val="93515361"/>
           <w:citation/>
         </w:sdtPr>
+        <w:sdtEndPr/>
         <w:sdtContent>
           <w:r>
             <w:fldChar w:fldCharType="begin"/>
@@ -26728,6 +26950,7 @@
           <w:id w:val="2051036133"/>
           <w:citation/>
         </w:sdtPr>
+        <w:sdtEndPr/>
         <w:sdtContent>
           <w:r>
             <w:fldChar w:fldCharType="begin"/>
@@ -26776,7 +26999,7 @@
       <w:pPr>
         <w:pStyle w:val="Heading2"/>
       </w:pPr>
-      <w:bookmarkStart w:id="13" w:name="_Toc207378975"/>
+      <w:bookmarkStart w:id="14" w:name="_Toc207378975"/>
       <w:r>
         <w:t>3.</w:t>
       </w:r>
@@ -26789,7 +27012,7 @@
       <w:r>
         <w:t>Gia đình</w:t>
       </w:r>
-      <w:bookmarkEnd w:id="13"/>
+      <w:bookmarkEnd w:id="14"/>
     </w:p>
     <w:p>
       <w:r>
@@ -26869,6 +27092,7 @@
           <w:id w:val="1159578071"/>
           <w:citation/>
         </w:sdtPr>
+        <w:sdtEndPr/>
         <w:sdtContent>
           <w:r>
             <w:fldChar w:fldCharType="begin"/>
@@ -26982,6 +27206,7 @@
           <w:id w:val="-369378469"/>
           <w:citation/>
         </w:sdtPr>
+        <w:sdtEndPr/>
         <w:sdtContent>
           <w:r>
             <w:fldChar w:fldCharType="begin"/>
@@ -27239,6 +27464,7 @@
           <w:id w:val="1817073650"/>
           <w:citation/>
         </w:sdtPr>
+        <w:sdtEndPr/>
         <w:sdtContent>
           <w:r>
             <w:fldChar w:fldCharType="begin"/>
@@ -27340,6 +27566,7 @@
           <w:id w:val="1115493782"/>
           <w:citation/>
         </w:sdtPr>
+        <w:sdtEndPr/>
         <w:sdtContent>
           <w:r>
             <w:fldChar w:fldCharType="begin"/>
@@ -27429,6 +27656,7 @@
           <w:id w:val="1754938094"/>
           <w:citation/>
         </w:sdtPr>
+        <w:sdtEndPr/>
         <w:sdtContent>
           <w:r>
             <w:rPr>
@@ -27515,6 +27743,7 @@
           <w:id w:val="-129868606"/>
           <w:citation/>
         </w:sdtPr>
+        <w:sdtEndPr/>
         <w:sdtContent>
           <w:r>
             <w:fldChar w:fldCharType="begin"/>
@@ -27679,6 +27908,7 @@
           <w:id w:val="-285822015"/>
           <w:citation/>
         </w:sdtPr>
+        <w:sdtEndPr/>
         <w:sdtContent>
           <w:r>
             <w:fldChar w:fldCharType="begin"/>
@@ -27726,6 +27956,7 @@
           <w:id w:val="-1765987934"/>
           <w:citation/>
         </w:sdtPr>
+        <w:sdtEndPr/>
         <w:sdtContent>
           <w:r>
             <w:fldChar w:fldCharType="begin"/>
@@ -27884,6 +28115,7 @@
           <w:id w:val="142634692"/>
           <w:citation/>
         </w:sdtPr>
+        <w:sdtEndPr/>
         <w:sdtContent>
           <w:r>
             <w:rPr>
@@ -28158,6 +28390,7 @@
           <w:id w:val="1093121911"/>
           <w:citation/>
         </w:sdtPr>
+        <w:sdtEndPr/>
         <w:sdtContent>
           <w:r>
             <w:fldChar w:fldCharType="begin"/>
@@ -28190,6 +28423,7 @@
           <w:id w:val="2005402558"/>
           <w:citation/>
         </w:sdtPr>
+        <w:sdtEndPr/>
         <w:sdtContent>
           <w:r>
             <w:fldChar w:fldCharType="begin"/>
@@ -28273,6 +28507,7 @@
           <w:id w:val="-1879926205"/>
           <w:citation/>
         </w:sdtPr>
+        <w:sdtEndPr/>
         <w:sdtContent>
           <w:r>
             <w:fldChar w:fldCharType="begin"/>
@@ -28458,6 +28693,7 @@
           <w:id w:val="226729707"/>
           <w:citation/>
         </w:sdtPr>
+        <w:sdtEndPr/>
         <w:sdtContent>
           <w:r>
             <w:fldChar w:fldCharType="begin"/>
@@ -28511,6 +28747,7 @@
           <w:id w:val="-1839075010"/>
           <w:citation/>
         </w:sdtPr>
+        <w:sdtEndPr/>
         <w:sdtContent>
           <w:r>
             <w:fldChar w:fldCharType="begin"/>
@@ -28663,6 +28900,7 @@
           <w:id w:val="-1232541465"/>
           <w:citation/>
         </w:sdtPr>
+        <w:sdtEndPr/>
         <w:sdtContent>
           <w:r>
             <w:fldChar w:fldCharType="begin"/>
@@ -28716,6 +28954,7 @@
           <w:id w:val="1407730236"/>
           <w:citation/>
         </w:sdtPr>
+        <w:sdtEndPr/>
         <w:sdtContent>
           <w:r>
             <w:fldChar w:fldCharType="begin"/>
@@ -28813,6 +29052,7 @@
           <w:id w:val="1304046663"/>
           <w:citation/>
         </w:sdtPr>
+        <w:sdtEndPr/>
         <w:sdtContent>
           <w:r>
             <w:fldChar w:fldCharType="begin"/>
@@ -28863,6 +29103,7 @@
           <w:id w:val="-22641778"/>
           <w:citation/>
         </w:sdtPr>
+        <w:sdtEndPr/>
         <w:sdtContent>
           <w:r>
             <w:fldChar w:fldCharType="begin"/>
@@ -28907,6 +29148,7 @@
           <w:id w:val="1768818239"/>
           <w:citation/>
         </w:sdtPr>
+        <w:sdtEndPr/>
         <w:sdtContent>
           <w:r>
             <w:fldChar w:fldCharType="begin"/>
@@ -28939,6 +29181,7 @@
           <w:id w:val="-844174466"/>
           <w:citation/>
         </w:sdtPr>
+        <w:sdtEndPr/>
         <w:sdtContent>
           <w:r>
             <w:fldChar w:fldCharType="begin"/>
@@ -29204,6 +29447,7 @@
           <w:id w:val="1021056701"/>
           <w:citation/>
         </w:sdtPr>
+        <w:sdtEndPr/>
         <w:sdtContent>
           <w:r>
             <w:fldChar w:fldCharType="begin"/>
@@ -29236,6 +29480,7 @@
           <w:id w:val="-60639499"/>
           <w:citation/>
         </w:sdtPr>
+        <w:sdtEndPr/>
         <w:sdtContent>
           <w:r>
             <w:fldChar w:fldCharType="begin"/>
@@ -29274,6 +29519,7 @@
           <w:id w:val="-400749997"/>
           <w:citation/>
         </w:sdtPr>
+        <w:sdtEndPr/>
         <w:sdtContent>
           <w:r>
             <w:fldChar w:fldCharType="begin"/>
@@ -29306,6 +29552,7 @@
           <w:id w:val="1561977136"/>
           <w:citation/>
         </w:sdtPr>
+        <w:sdtEndPr/>
         <w:sdtContent>
           <w:r>
             <w:fldChar w:fldCharType="begin"/>
@@ -29350,6 +29597,7 @@
           <w:id w:val="-1847392837"/>
           <w:citation/>
         </w:sdtPr>
+        <w:sdtEndPr/>
         <w:sdtContent>
           <w:r>
             <w:fldChar w:fldCharType="begin"/>
@@ -29394,6 +29642,7 @@
           <w:id w:val="-1706396919"/>
           <w:citation/>
         </w:sdtPr>
+        <w:sdtEndPr/>
         <w:sdtContent>
           <w:r>
             <w:fldChar w:fldCharType="begin"/>
@@ -29424,11 +29673,11 @@
       <w:pPr>
         <w:pStyle w:val="Heading1"/>
       </w:pPr>
-      <w:bookmarkStart w:id="14" w:name="_Toc207378976"/>
+      <w:bookmarkStart w:id="15" w:name="_Toc207378976"/>
       <w:r>
         <w:t>4. Xã hội dân sự</w:t>
       </w:r>
-      <w:bookmarkEnd w:id="14"/>
+      <w:bookmarkEnd w:id="15"/>
     </w:p>
     <w:p>
       <w:r>
@@ -29560,6 +29809,7 @@
           <w:id w:val="48893620"/>
           <w:citation/>
         </w:sdtPr>
+        <w:sdtEndPr/>
         <w:sdtContent>
           <w:r>
             <w:fldChar w:fldCharType="begin"/>
@@ -29700,6 +29950,7 @@
           <w:id w:val="1181626270"/>
           <w:citation/>
         </w:sdtPr>
+        <w:sdtEndPr/>
         <w:sdtContent>
           <w:r>
             <w:fldChar w:fldCharType="begin"/>
@@ -29732,6 +29983,7 @@
           <w:id w:val="1995835362"/>
           <w:citation/>
         </w:sdtPr>
+        <w:sdtEndPr/>
         <w:sdtContent>
           <w:r>
             <w:fldChar w:fldCharType="begin"/>
@@ -29881,6 +30133,7 @@
           <w:id w:val="-892963274"/>
           <w:citation/>
         </w:sdtPr>
+        <w:sdtEndPr/>
         <w:sdtContent>
           <w:r>
             <w:fldChar w:fldCharType="begin"/>
@@ -30186,6 +30439,7 @@
           <w:id w:val="531773301"/>
           <w:citation/>
         </w:sdtPr>
+        <w:sdtEndPr/>
         <w:sdtContent>
           <w:r>
             <w:fldChar w:fldCharType="begin"/>
@@ -30284,6 +30538,7 @@
           <w:id w:val="-1500109924"/>
           <w:citation/>
         </w:sdtPr>
+        <w:sdtEndPr/>
         <w:sdtContent>
           <w:r>
             <w:fldChar w:fldCharType="begin"/>
@@ -30322,6 +30577,7 @@
           <w:id w:val="1691261445"/>
           <w:citation/>
         </w:sdtPr>
+        <w:sdtEndPr/>
         <w:sdtContent>
           <w:r>
             <w:fldChar w:fldCharType="begin"/>
@@ -30414,6 +30670,7 @@
           <w:id w:val="1296867353"/>
           <w:citation/>
         </w:sdtPr>
+        <w:sdtEndPr/>
         <w:sdtContent>
           <w:r>
             <w:fldChar w:fldCharType="begin"/>
@@ -30449,6 +30706,7 @@
           <w:id w:val="-397215717"/>
           <w:citation/>
         </w:sdtPr>
+        <w:sdtEndPr/>
         <w:sdtContent>
           <w:r>
             <w:fldChar w:fldCharType="begin"/>
@@ -30509,6 +30767,7 @@
           <w:id w:val="-1665237753"/>
           <w:citation/>
         </w:sdtPr>
+        <w:sdtEndPr/>
         <w:sdtContent>
           <w:r>
             <w:fldChar w:fldCharType="begin"/>
@@ -30624,6 +30883,7 @@
           <w:id w:val="1318150583"/>
           <w:citation/>
         </w:sdtPr>
+        <w:sdtEndPr/>
         <w:sdtContent>
           <w:r>
             <w:fldChar w:fldCharType="begin"/>
@@ -30887,6 +31147,7 @@
           <w:id w:val="2035156152"/>
           <w:citation/>
         </w:sdtPr>
+        <w:sdtEndPr/>
         <w:sdtContent>
           <w:r>
             <w:fldChar w:fldCharType="begin"/>
@@ -30946,6 +31207,7 @@
           <w:id w:val="444209199"/>
           <w:citation/>
         </w:sdtPr>
+        <w:sdtEndPr/>
         <w:sdtContent>
           <w:r>
             <w:fldChar w:fldCharType="begin"/>
@@ -31008,6 +31270,7 @@
           <w:id w:val="519671017"/>
           <w:citation/>
         </w:sdtPr>
+        <w:sdtEndPr/>
         <w:sdtContent>
           <w:r>
             <w:fldChar w:fldCharType="begin"/>
@@ -31046,6 +31309,7 @@
           <w:id w:val="-179425927"/>
           <w:citation/>
         </w:sdtPr>
+        <w:sdtEndPr/>
         <w:sdtContent>
           <w:r>
             <w:fldChar w:fldCharType="begin"/>
@@ -31179,6 +31443,7 @@
           <w:id w:val="1959829485"/>
           <w:citation/>
         </w:sdtPr>
+        <w:sdtEndPr/>
         <w:sdtContent>
           <w:r>
             <w:fldChar w:fldCharType="begin"/>
@@ -31717,7 +31982,7 @@
       <w:pPr>
         <w:pStyle w:val="Heading2"/>
       </w:pPr>
-      <w:bookmarkStart w:id="15" w:name="_Toc207378977"/>
+      <w:bookmarkStart w:id="16" w:name="_Toc207378977"/>
       <w:r>
         <w:t>4</w:t>
       </w:r>
@@ -31733,7 +31998,7 @@
       <w:r>
         <w:t>Hệ thống những nhu cầu</w:t>
       </w:r>
-      <w:bookmarkEnd w:id="15"/>
+      <w:bookmarkEnd w:id="16"/>
     </w:p>
     <w:p>
       <w:r>
@@ -31831,6 +32096,7 @@
           <w:id w:val="78344242"/>
           <w:citation/>
         </w:sdtPr>
+        <w:sdtEndPr/>
         <w:sdtContent>
           <w:r>
             <w:fldChar w:fldCharType="begin"/>
@@ -32146,6 +32412,7 @@
           <w:id w:val="163915542"/>
           <w:citation/>
         </w:sdtPr>
+        <w:sdtEndPr/>
         <w:sdtContent>
           <w:r>
             <w:fldChar w:fldCharType="begin"/>
@@ -32205,6 +32472,7 @@
           <w:id w:val="1166205167"/>
           <w:citation/>
         </w:sdtPr>
+        <w:sdtEndPr/>
         <w:sdtContent>
           <w:r>
             <w:fldChar w:fldCharType="begin"/>
@@ -32258,6 +32526,7 @@
           <w:id w:val="-699091296"/>
           <w:citation/>
         </w:sdtPr>
+        <w:sdtEndPr/>
         <w:sdtContent>
           <w:r>
             <w:fldChar w:fldCharType="begin"/>
@@ -32406,6 +32675,7 @@
           <w:id w:val="1627277634"/>
           <w:citation/>
         </w:sdtPr>
+        <w:sdtEndPr/>
         <w:sdtContent>
           <w:r>
             <w:fldChar w:fldCharType="begin"/>
@@ -32498,6 +32768,7 @@
           <w:id w:val="1024980516"/>
           <w:citation/>
         </w:sdtPr>
+        <w:sdtEndPr/>
         <w:sdtContent>
           <w:r>
             <w:fldChar w:fldCharType="begin"/>
@@ -32536,6 +32807,7 @@
           <w:id w:val="236600930"/>
           <w:citation/>
         </w:sdtPr>
+        <w:sdtEndPr/>
         <w:sdtContent>
           <w:r>
             <w:fldChar w:fldCharType="begin"/>
@@ -32601,6 +32873,7 @@
           <w:id w:val="-446540789"/>
           <w:citation/>
         </w:sdtPr>
+        <w:sdtEndPr/>
         <w:sdtContent>
           <w:r>
             <w:fldChar w:fldCharType="begin"/>
@@ -32669,6 +32942,7 @@
           <w:id w:val="-1318724525"/>
           <w:citation/>
         </w:sdtPr>
+        <w:sdtEndPr/>
         <w:sdtContent>
           <w:r>
             <w:rPr>
@@ -32827,6 +33101,7 @@
           <w:id w:val="557209956"/>
           <w:citation/>
         </w:sdtPr>
+        <w:sdtEndPr/>
         <w:sdtContent>
           <w:r>
             <w:fldChar w:fldCharType="begin"/>
@@ -32895,6 +33170,7 @@
           <w:id w:val="-52169571"/>
           <w:citation/>
         </w:sdtPr>
+        <w:sdtEndPr/>
         <w:sdtContent>
           <w:r>
             <w:fldChar w:fldCharType="begin"/>
@@ -32939,6 +33215,7 @@
           <w:id w:val="-1231537029"/>
           <w:citation/>
         </w:sdtPr>
+        <w:sdtEndPr/>
         <w:sdtContent>
           <w:r>
             <w:fldChar w:fldCharType="begin"/>
@@ -32986,6 +33263,7 @@
           <w:id w:val="503633742"/>
           <w:citation/>
         </w:sdtPr>
+        <w:sdtEndPr/>
         <w:sdtContent>
           <w:r>
             <w:fldChar w:fldCharType="begin"/>
@@ -33027,6 +33305,7 @@
           <w:id w:val="2107684817"/>
           <w:citation/>
         </w:sdtPr>
+        <w:sdtEndPr/>
         <w:sdtContent>
           <w:r>
             <w:fldChar w:fldCharType="begin"/>
@@ -33236,6 +33515,7 @@
           <w:id w:val="-929432507"/>
           <w:citation/>
         </w:sdtPr>
+        <w:sdtEndPr/>
         <w:sdtContent>
           <w:r>
             <w:fldChar w:fldCharType="begin"/>
@@ -33258,27 +33538,16 @@
         </w:sdtContent>
       </w:sdt>
       <w:r>
-        <w:t xml:space="preserve"> </w:t>
-      </w:r>
-      <w:r>
-        <w:t>“</w:t>
+        <w:t xml:space="preserve"> “</w:t>
       </w:r>
       <w:r>
         <w:t>lợi nhuận phải được thay thế bằng một giá trị như tiện ích có thể là hàng hóa, thu nhập hoặc sự nghỉ ngơi, sự thỏa mãn, thú vui</w:t>
       </w:r>
       <w:r>
-        <w:t>” trong bài nghiên cứu “Sự cáo chung của lịch sử? (The End of History?)” bàn về chủ nghĩa tự do.</w:t>
-      </w:r>
-      <w:r>
-        <w:t xml:space="preserve"> </w:t>
-      </w:r>
-      <w:proofErr w:type="gramStart"/>
-      <w:r>
-        <w:t>Với</w:t>
-      </w:r>
-      <w:proofErr w:type="gramEnd"/>
-      <w:r>
-        <w:t xml:space="preserve"> của cải &amp; dịch vụ, n</w:t>
+        <w:t xml:space="preserve">” trong bài nghiên cứu “Sự cáo chung của lịch sử? (The End of History?)” bàn về chủ nghĩa tự do. </w:t>
+      </w:r>
+      <w:r>
+        <w:t>Với của cải &amp; dịch vụ, n</w:t>
       </w:r>
       <w:r>
         <w:t xml:space="preserve">ếu lượng giá bởi sự thỏa mãn khác biệt lượng giá bởi lượng lao động thì phải điều chỉnh lượng giá bởi lượng lao động về tương ứng với lượng giá bởi sự thỏa mãn vì một nguyên tắc rằng sản phẩm cuối cùng của nền kinh tế là sự thỏa mãn. </w:t>
@@ -33606,6 +33875,7 @@
           <w:id w:val="-1875840705"/>
           <w:citation/>
         </w:sdtPr>
+        <w:sdtEndPr/>
         <w:sdtContent>
           <w:r>
             <w:fldChar w:fldCharType="begin"/>
@@ -33719,6 +33989,7 @@
           <w:id w:val="15968341"/>
           <w:citation/>
         </w:sdtPr>
+        <w:sdtEndPr/>
         <w:sdtContent>
           <w:r>
             <w:rPr>
@@ -33820,6 +34091,7 @@
           <w:id w:val="-1360263055"/>
           <w:citation/>
         </w:sdtPr>
+        <w:sdtEndPr/>
         <w:sdtContent>
           <w:r>
             <w:fldChar w:fldCharType="begin"/>
@@ -33903,6 +34175,7 @@
           <w:id w:val="-1912079596"/>
           <w:citation/>
         </w:sdtPr>
+        <w:sdtEndPr/>
         <w:sdtContent>
           <w:r>
             <w:fldChar w:fldCharType="begin"/>
@@ -33956,6 +34229,7 @@
           <w:id w:val="-1117370544"/>
           <w:citation/>
         </w:sdtPr>
+        <w:sdtEndPr/>
         <w:sdtContent>
           <w:r>
             <w:fldChar w:fldCharType="begin"/>
@@ -34006,6 +34280,7 @@
           <w:id w:val="-1896193750"/>
           <w:citation/>
         </w:sdtPr>
+        <w:sdtEndPr/>
         <w:sdtContent>
           <w:r>
             <w:fldChar w:fldCharType="begin"/>
@@ -34083,6 +34358,7 @@
           <w:id w:val="-1164778514"/>
           <w:citation/>
         </w:sdtPr>
+        <w:sdtEndPr/>
         <w:sdtContent>
           <w:r>
             <w:fldChar w:fldCharType="begin"/>
@@ -34892,6 +35168,7 @@
           <w:id w:val="1721552074"/>
           <w:citation/>
         </w:sdtPr>
+        <w:sdtEndPr/>
         <w:sdtContent>
           <w:r>
             <w:fldChar w:fldCharType="begin"/>
@@ -34981,6 +35258,7 @@
           <w:id w:val="-1163398774"/>
           <w:citation/>
         </w:sdtPr>
+        <w:sdtEndPr/>
         <w:sdtContent>
           <w:r>
             <w:fldChar w:fldCharType="begin"/>
@@ -35144,6 +35422,7 @@
           <w:id w:val="439798803"/>
           <w:citation/>
         </w:sdtPr>
+        <w:sdtEndPr/>
         <w:sdtContent>
           <w:r>
             <w:fldChar w:fldCharType="begin"/>
@@ -35198,7 +35477,7 @@
       <w:pPr>
         <w:pStyle w:val="Heading2"/>
       </w:pPr>
-      <w:bookmarkStart w:id="16" w:name="_Toc207378978"/>
+      <w:bookmarkStart w:id="17" w:name="_Toc207378978"/>
       <w:r>
         <w:t>4</w:t>
       </w:r>
@@ -35214,7 +35493,7 @@
       <w:r>
         <w:t>Quản trị &amp; thực thi công lý</w:t>
       </w:r>
-      <w:bookmarkEnd w:id="16"/>
+      <w:bookmarkEnd w:id="17"/>
     </w:p>
     <w:p>
       <w:r>
@@ -35280,6 +35559,7 @@
           <w:id w:val="1656022673"/>
           <w:citation/>
         </w:sdtPr>
+        <w:sdtEndPr/>
         <w:sdtContent>
           <w:r>
             <w:fldChar w:fldCharType="begin"/>
@@ -35546,6 +35826,7 @@
           <w:id w:val="-613753683"/>
           <w:citation/>
         </w:sdtPr>
+        <w:sdtEndPr/>
         <w:sdtContent>
           <w:r>
             <w:fldChar w:fldCharType="begin"/>
@@ -35785,6 +36066,7 @@
           <w:id w:val="-2083064119"/>
           <w:citation/>
         </w:sdtPr>
+        <w:sdtEndPr/>
         <w:sdtContent>
           <w:r>
             <w:fldChar w:fldCharType="begin"/>
@@ -35997,6 +36279,7 @@
           <w:id w:val="617031370"/>
           <w:citation/>
         </w:sdtPr>
+        <w:sdtEndPr/>
         <w:sdtContent>
           <w:r>
             <w:fldChar w:fldCharType="begin"/>
@@ -36047,6 +36330,7 @@
           <w:id w:val="-132101768"/>
           <w:citation/>
         </w:sdtPr>
+        <w:sdtEndPr/>
         <w:sdtContent>
           <w:r>
             <w:fldChar w:fldCharType="begin"/>
@@ -36138,6 +36422,7 @@
           <w:id w:val="582578625"/>
           <w:citation/>
         </w:sdtPr>
+        <w:sdtEndPr/>
         <w:sdtContent>
           <w:r>
             <w:fldChar w:fldCharType="begin"/>
@@ -36185,6 +36470,7 @@
           <w:id w:val="1896697253"/>
           <w:citation/>
         </w:sdtPr>
+        <w:sdtEndPr/>
         <w:sdtContent>
           <w:r>
             <w:fldChar w:fldCharType="begin"/>
@@ -36235,6 +36521,7 @@
           <w:id w:val="1469860253"/>
           <w:citation/>
         </w:sdtPr>
+        <w:sdtEndPr/>
         <w:sdtContent>
           <w:r>
             <w:fldChar w:fldCharType="begin"/>
@@ -36324,6 +36611,7 @@
           <w:id w:val="-1302915980"/>
           <w:citation/>
         </w:sdtPr>
+        <w:sdtEndPr/>
         <w:sdtContent>
           <w:r>
             <w:fldChar w:fldCharType="begin"/>
@@ -36356,6 +36644,7 @@
           <w:id w:val="1013952927"/>
           <w:citation/>
         </w:sdtPr>
+        <w:sdtEndPr/>
         <w:sdtContent>
           <w:r>
             <w:fldChar w:fldCharType="begin"/>
@@ -36421,6 +36710,7 @@
           <w:id w:val="1287854219"/>
           <w:citation/>
         </w:sdtPr>
+        <w:sdtEndPr/>
         <w:sdtContent>
           <w:r>
             <w:fldChar w:fldCharType="begin"/>
@@ -36651,6 +36941,7 @@
           <w:id w:val="-1520610846"/>
           <w:citation/>
         </w:sdtPr>
+        <w:sdtEndPr/>
         <w:sdtContent>
           <w:r>
             <w:fldChar w:fldCharType="begin"/>
@@ -36733,6 +37024,7 @@
           <w:id w:val="-822819058"/>
           <w:citation/>
         </w:sdtPr>
+        <w:sdtEndPr/>
         <w:sdtContent>
           <w:r>
             <w:fldChar w:fldCharType="begin"/>
@@ -36895,6 +37187,7 @@
           <w:id w:val="1515883124"/>
           <w:citation/>
         </w:sdtPr>
+        <w:sdtEndPr/>
         <w:sdtContent>
           <w:r>
             <w:fldChar w:fldCharType="begin"/>
@@ -37013,6 +37306,7 @@
           <w:id w:val="-1097948179"/>
           <w:citation/>
         </w:sdtPr>
+        <w:sdtEndPr/>
         <w:sdtContent>
           <w:r>
             <w:fldChar w:fldCharType="begin"/>
@@ -37102,6 +37396,7 @@
           <w:id w:val="1623346306"/>
           <w:citation/>
         </w:sdtPr>
+        <w:sdtEndPr/>
         <w:sdtContent>
           <w:r>
             <w:fldChar w:fldCharType="begin"/>
@@ -37182,6 +37477,7 @@
           <w:id w:val="2104843148"/>
           <w:citation/>
         </w:sdtPr>
+        <w:sdtEndPr/>
         <w:sdtContent>
           <w:r>
             <w:fldChar w:fldCharType="begin"/>
@@ -37253,6 +37549,7 @@
           <w:id w:val="-1747634338"/>
           <w:citation/>
         </w:sdtPr>
+        <w:sdtEndPr/>
         <w:sdtContent>
           <w:r>
             <w:fldChar w:fldCharType="begin"/>
@@ -37285,6 +37582,7 @@
           <w:id w:val="-575514276"/>
           <w:citation/>
         </w:sdtPr>
+        <w:sdtEndPr/>
         <w:sdtContent>
           <w:r>
             <w:fldChar w:fldCharType="begin"/>
@@ -37384,6 +37682,7 @@
           <w:id w:val="-219667888"/>
           <w:citation/>
         </w:sdtPr>
+        <w:sdtEndPr/>
         <w:sdtContent>
           <w:r>
             <w:fldChar w:fldCharType="begin"/>
@@ -37532,6 +37831,7 @@
           <w:id w:val="2051331570"/>
           <w:citation/>
         </w:sdtPr>
+        <w:sdtEndPr/>
         <w:sdtContent>
           <w:r>
             <w:fldChar w:fldCharType="begin"/>
@@ -37562,7 +37862,7 @@
       <w:pPr>
         <w:pStyle w:val="Heading2"/>
       </w:pPr>
-      <w:bookmarkStart w:id="17" w:name="_Toc207378979"/>
+      <w:bookmarkStart w:id="18" w:name="_Toc207378979"/>
       <w:r>
         <w:t>4</w:t>
       </w:r>
@@ -37578,7 +37878,7 @@
       <w:r>
         <w:t>Cảnh sát &amp; hiệp hội</w:t>
       </w:r>
-      <w:bookmarkEnd w:id="17"/>
+      <w:bookmarkEnd w:id="18"/>
     </w:p>
     <w:p>
       <w:r>
@@ -37628,6 +37928,7 @@
           <w:id w:val="237369661"/>
           <w:citation/>
         </w:sdtPr>
+        <w:sdtEndPr/>
         <w:sdtContent>
           <w:r>
             <w:fldChar w:fldCharType="begin"/>
@@ -37696,6 +37997,7 @@
           <w:id w:val="-1469589788"/>
           <w:citation/>
         </w:sdtPr>
+        <w:sdtEndPr/>
         <w:sdtContent>
           <w:r>
             <w:fldChar w:fldCharType="begin"/>
@@ -37914,6 +38216,7 @@
           <w:id w:val="504627105"/>
           <w:citation/>
         </w:sdtPr>
+        <w:sdtEndPr/>
         <w:sdtContent>
           <w:r>
             <w:fldChar w:fldCharType="begin"/>
@@ -37976,6 +38279,7 @@
           <w:id w:val="1213306337"/>
           <w:citation/>
         </w:sdtPr>
+        <w:sdtEndPr/>
         <w:sdtContent>
           <w:r>
             <w:fldChar w:fldCharType="begin"/>
@@ -38014,6 +38318,7 @@
           <w:id w:val="-2141713892"/>
           <w:citation/>
         </w:sdtPr>
+        <w:sdtEndPr/>
         <w:sdtContent>
           <w:r>
             <w:fldChar w:fldCharType="begin"/>
@@ -38055,6 +38360,7 @@
           <w:id w:val="-488166046"/>
           <w:citation/>
         </w:sdtPr>
+        <w:sdtEndPr/>
         <w:sdtContent>
           <w:r>
             <w:fldChar w:fldCharType="begin"/>
@@ -38134,6 +38440,7 @@
           <w:id w:val="1861851385"/>
           <w:citation/>
         </w:sdtPr>
+        <w:sdtEndPr/>
         <w:sdtContent>
           <w:r>
             <w:fldChar w:fldCharType="begin"/>
@@ -38226,6 +38533,7 @@
           <w:id w:val="827173715"/>
           <w:citation/>
         </w:sdtPr>
+        <w:sdtEndPr/>
         <w:sdtContent>
           <w:r>
             <w:fldChar w:fldCharType="begin"/>
@@ -38441,6 +38749,7 @@
           <w:id w:val="1232281781"/>
           <w:citation/>
         </w:sdtPr>
+        <w:sdtEndPr/>
         <w:sdtContent>
           <w:r>
             <w:fldChar w:fldCharType="begin"/>
@@ -38494,6 +38803,7 @@
           <w:id w:val="773366762"/>
           <w:citation/>
         </w:sdtPr>
+        <w:sdtEndPr/>
         <w:sdtContent>
           <w:r>
             <w:fldChar w:fldCharType="begin"/>
@@ -38547,6 +38857,7 @@
           <w:id w:val="-1176260786"/>
           <w:citation/>
         </w:sdtPr>
+        <w:sdtEndPr/>
         <w:sdtContent>
           <w:r>
             <w:fldChar w:fldCharType="begin"/>
@@ -38663,6 +38974,7 @@
           <w:id w:val="-68192876"/>
           <w:citation/>
         </w:sdtPr>
+        <w:sdtEndPr/>
         <w:sdtContent>
           <w:r>
             <w:fldChar w:fldCharType="begin"/>
@@ -38813,6 +39125,7 @@
           <w:id w:val="500166285"/>
           <w:citation/>
         </w:sdtPr>
+        <w:sdtEndPr/>
         <w:sdtContent>
           <w:r>
             <w:fldChar w:fldCharType="begin"/>
@@ -38910,6 +39223,7 @@
           <w:id w:val="-793602981"/>
           <w:citation/>
         </w:sdtPr>
+        <w:sdtEndPr/>
         <w:sdtContent>
           <w:r>
             <w:fldChar w:fldCharType="begin"/>
@@ -38972,6 +39286,7 @@
           <w:id w:val="902023077"/>
           <w:citation/>
         </w:sdtPr>
+        <w:sdtEndPr/>
         <w:sdtContent>
           <w:r>
             <w:fldChar w:fldCharType="begin"/>
@@ -39004,6 +39319,7 @@
           <w:id w:val="245850661"/>
           <w:citation/>
         </w:sdtPr>
+        <w:sdtEndPr/>
         <w:sdtContent>
           <w:r>
             <w:fldChar w:fldCharType="begin"/>
@@ -39109,6 +39425,7 @@
           <w:id w:val="1635914259"/>
           <w:citation/>
         </w:sdtPr>
+        <w:sdtEndPr/>
         <w:sdtContent>
           <w:r>
             <w:fldChar w:fldCharType="begin"/>
@@ -39458,6 +39775,7 @@
           <w:id w:val="549033337"/>
           <w:citation/>
         </w:sdtPr>
+        <w:sdtEndPr/>
         <w:sdtContent>
           <w:r>
             <w:fldChar w:fldCharType="begin"/>
@@ -39508,6 +39826,7 @@
           <w:id w:val="1630196215"/>
           <w:citation/>
         </w:sdtPr>
+        <w:sdtEndPr/>
         <w:sdtContent>
           <w:r>
             <w:fldChar w:fldCharType="begin"/>
@@ -39567,6 +39886,7 @@
           <w:id w:val="1137381920"/>
           <w:citation/>
         </w:sdtPr>
+        <w:sdtEndPr/>
         <w:sdtContent>
           <w:r>
             <w:fldChar w:fldCharType="begin"/>
@@ -39746,6 +40066,7 @@
           <w:id w:val="-1563561536"/>
           <w:citation/>
         </w:sdtPr>
+        <w:sdtEndPr/>
         <w:sdtContent>
           <w:r>
             <w:fldChar w:fldCharType="begin"/>
@@ -39793,6 +40114,7 @@
           <w:id w:val="808055748"/>
           <w:citation/>
         </w:sdtPr>
+        <w:sdtEndPr/>
         <w:sdtContent>
           <w:r>
             <w:fldChar w:fldCharType="begin"/>
@@ -39822,6 +40144,7 @@
           <w:id w:val="1138222336"/>
           <w:citation/>
         </w:sdtPr>
+        <w:sdtEndPr/>
         <w:sdtContent>
           <w:r>
             <w:fldChar w:fldCharType="begin"/>
@@ -39875,6 +40198,7 @@
           <w:id w:val="507409809"/>
           <w:citation/>
         </w:sdtPr>
+        <w:sdtEndPr/>
         <w:sdtContent>
           <w:r>
             <w:fldChar w:fldCharType="begin"/>
@@ -39973,11 +40297,11 @@
       <w:pPr>
         <w:pStyle w:val="Heading1"/>
       </w:pPr>
-      <w:bookmarkStart w:id="18" w:name="_Toc207378980"/>
+      <w:bookmarkStart w:id="19" w:name="_Toc207378980"/>
       <w:r>
         <w:t>5. Nhà nước</w:t>
       </w:r>
-      <w:bookmarkEnd w:id="18"/>
+      <w:bookmarkEnd w:id="19"/>
     </w:p>
     <w:p>
       <w:r>
@@ -40045,6 +40369,7 @@
           <w:id w:val="307673644"/>
           <w:citation/>
         </w:sdtPr>
+        <w:sdtEndPr/>
         <w:sdtContent>
           <w:r>
             <w:fldChar w:fldCharType="begin"/>
@@ -40083,6 +40408,7 @@
           <w:id w:val="-1865351093"/>
           <w:citation/>
         </w:sdtPr>
+        <w:sdtEndPr/>
         <w:sdtContent>
           <w:r>
             <w:fldChar w:fldCharType="begin"/>
@@ -40208,6 +40534,7 @@
           <w:id w:val="-1547825118"/>
           <w:citation/>
         </w:sdtPr>
+        <w:sdtEndPr/>
         <w:sdtContent>
           <w:r>
             <w:fldChar w:fldCharType="begin"/>
@@ -40279,6 +40606,7 @@
           <w:id w:val="-311334587"/>
           <w:citation/>
         </w:sdtPr>
+        <w:sdtEndPr/>
         <w:sdtContent>
           <w:r>
             <w:fldChar w:fldCharType="begin"/>
@@ -40308,6 +40636,7 @@
           <w:id w:val="286404153"/>
           <w:citation/>
         </w:sdtPr>
+        <w:sdtEndPr/>
         <w:sdtContent>
           <w:r>
             <w:fldChar w:fldCharType="begin"/>
@@ -40398,6 +40727,7 @@
           <w:id w:val="-2112577633"/>
           <w:citation/>
         </w:sdtPr>
+        <w:sdtEndPr/>
         <w:sdtContent>
           <w:r>
             <w:fldChar w:fldCharType="begin"/>
@@ -40466,6 +40796,7 @@
           <w:id w:val="-664703326"/>
           <w:citation/>
         </w:sdtPr>
+        <w:sdtEndPr/>
         <w:sdtContent>
           <w:r>
             <w:fldChar w:fldCharType="begin"/>
@@ -40495,6 +40826,7 @@
           <w:id w:val="810670881"/>
           <w:citation/>
         </w:sdtPr>
+        <w:sdtEndPr/>
         <w:sdtContent>
           <w:r>
             <w:fldChar w:fldCharType="begin"/>
@@ -40556,6 +40888,7 @@
           <w:id w:val="2107766130"/>
           <w:citation/>
         </w:sdtPr>
+        <w:sdtEndPr/>
         <w:sdtContent>
           <w:r>
             <w:fldChar w:fldCharType="begin"/>
@@ -40708,6 +41041,7 @@
           <w:id w:val="714090295"/>
           <w:citation/>
         </w:sdtPr>
+        <w:sdtEndPr/>
         <w:sdtContent>
           <w:r>
             <w:fldChar w:fldCharType="begin"/>
@@ -40807,6 +41141,7 @@
           <w:id w:val="1902014874"/>
           <w:citation/>
         </w:sdtPr>
+        <w:sdtEndPr/>
         <w:sdtContent>
           <w:r>
             <w:fldChar w:fldCharType="begin"/>
@@ -40868,6 +41203,7 @@
           <w:id w:val="1698580328"/>
           <w:citation/>
         </w:sdtPr>
+        <w:sdtEndPr/>
         <w:sdtContent>
           <w:r>
             <w:fldChar w:fldCharType="begin"/>
@@ -40915,6 +41251,7 @@
           <w:id w:val="492379087"/>
           <w:citation/>
         </w:sdtPr>
+        <w:sdtEndPr/>
         <w:sdtContent>
           <w:r>
             <w:fldChar w:fldCharType="begin"/>
@@ -41238,6 +41575,7 @@
           <w:id w:val="-688528805"/>
           <w:citation/>
         </w:sdtPr>
+        <w:sdtEndPr/>
         <w:sdtContent>
           <w:r>
             <w:fldChar w:fldCharType="begin"/>
@@ -41283,7 +41621,7 @@
       <w:pPr>
         <w:pStyle w:val="Heading2"/>
       </w:pPr>
-      <w:bookmarkStart w:id="19" w:name="_Toc207378981"/>
+      <w:bookmarkStart w:id="20" w:name="_Toc207378981"/>
       <w:r>
         <w:t>5</w:t>
       </w:r>
@@ -41299,7 +41637,7 @@
       <w:r>
         <w:t>Công pháp nội bộ</w:t>
       </w:r>
-      <w:bookmarkEnd w:id="19"/>
+      <w:bookmarkEnd w:id="20"/>
     </w:p>
     <w:p>
       <w:r>
@@ -41436,6 +41774,7 @@
           <w:id w:val="415983440"/>
           <w:citation/>
         </w:sdtPr>
+        <w:sdtEndPr/>
         <w:sdtContent>
           <w:r>
             <w:fldChar w:fldCharType="begin"/>
@@ -41486,6 +41825,7 @@
           <w:id w:val="-410233403"/>
           <w:citation/>
         </w:sdtPr>
+        <w:sdtEndPr/>
         <w:sdtContent>
           <w:r>
             <w:fldChar w:fldCharType="begin"/>
@@ -41582,6 +41922,7 @@
           <w:id w:val="1136061877"/>
           <w:citation/>
         </w:sdtPr>
+        <w:sdtEndPr/>
         <w:sdtContent>
           <w:r>
             <w:fldChar w:fldCharType="begin"/>
@@ -41617,6 +41958,7 @@
           <w:id w:val="-2131154587"/>
           <w:citation/>
         </w:sdtPr>
+        <w:sdtEndPr/>
         <w:sdtContent>
           <w:r>
             <w:fldChar w:fldCharType="begin"/>
@@ -41690,6 +42032,7 @@
           <w:id w:val="-23560801"/>
           <w:citation/>
         </w:sdtPr>
+        <w:sdtEndPr/>
         <w:sdtContent>
           <w:r>
             <w:fldChar w:fldCharType="begin"/>
@@ -41749,6 +42092,7 @@
           <w:id w:val="-670021664"/>
           <w:citation/>
         </w:sdtPr>
+        <w:sdtEndPr/>
         <w:sdtContent>
           <w:r>
             <w:fldChar w:fldCharType="begin"/>
@@ -41925,6 +42269,7 @@
           <w:id w:val="-1848012891"/>
           <w:citation/>
         </w:sdtPr>
+        <w:sdtEndPr/>
         <w:sdtContent>
           <w:r>
             <w:fldChar w:fldCharType="begin"/>
@@ -41963,6 +42308,7 @@
           <w:id w:val="-353272612"/>
           <w:citation/>
         </w:sdtPr>
+        <w:sdtEndPr/>
         <w:sdtContent>
           <w:r>
             <w:fldChar w:fldCharType="begin"/>
@@ -42022,6 +42368,7 @@
           <w:id w:val="-1242864539"/>
           <w:citation/>
         </w:sdtPr>
+        <w:sdtEndPr/>
         <w:sdtContent>
           <w:r>
             <w:fldChar w:fldCharType="begin"/>
@@ -42051,6 +42398,7 @@
           <w:id w:val="-905760196"/>
           <w:citation/>
         </w:sdtPr>
+        <w:sdtEndPr/>
         <w:sdtContent>
           <w:r>
             <w:fldChar w:fldCharType="begin"/>
@@ -42215,6 +42563,7 @@
           <w:id w:val="-461806240"/>
           <w:citation/>
         </w:sdtPr>
+        <w:sdtEndPr/>
         <w:sdtContent>
           <w:r>
             <w:fldChar w:fldCharType="begin"/>
@@ -42283,6 +42632,7 @@
           <w:id w:val="835039902"/>
           <w:citation/>
         </w:sdtPr>
+        <w:sdtEndPr/>
         <w:sdtContent>
           <w:r>
             <w:fldChar w:fldCharType="begin"/>
@@ -42387,6 +42737,7 @@
           <w:id w:val="-687902844"/>
           <w:citation/>
         </w:sdtPr>
+        <w:sdtEndPr/>
         <w:sdtContent>
           <w:r>
             <w:fldChar w:fldCharType="begin"/>
@@ -42476,6 +42827,7 @@
           <w:id w:val="-1249034535"/>
           <w:citation/>
         </w:sdtPr>
+        <w:sdtEndPr/>
         <w:sdtContent>
           <w:r>
             <w:fldChar w:fldCharType="begin"/>
@@ -42511,6 +42863,7 @@
           <w:id w:val="675232344"/>
           <w:citation/>
         </w:sdtPr>
+        <w:sdtEndPr/>
         <w:sdtContent>
           <w:r>
             <w:fldChar w:fldCharType="begin"/>
@@ -42906,6 +43259,7 @@
           <w:id w:val="-1170560558"/>
           <w:citation/>
         </w:sdtPr>
+        <w:sdtEndPr/>
         <w:sdtContent>
           <w:r>
             <w:fldChar w:fldCharType="begin"/>
@@ -42953,6 +43307,7 @@
           <w:id w:val="608857169"/>
           <w:citation/>
         </w:sdtPr>
+        <w:sdtEndPr/>
         <w:sdtContent>
           <w:r>
             <w:rPr>
@@ -43041,6 +43396,7 @@
           <w:id w:val="-1359963589"/>
           <w:citation/>
         </w:sdtPr>
+        <w:sdtEndPr/>
         <w:sdtContent>
           <w:r>
             <w:fldChar w:fldCharType="begin"/>
@@ -43152,6 +43508,7 @@
           <w:id w:val="-837845375"/>
           <w:citation/>
         </w:sdtPr>
+        <w:sdtEndPr/>
         <w:sdtContent>
           <w:r>
             <w:rPr>
@@ -43224,6 +43581,7 @@
           <w:id w:val="2059508281"/>
           <w:citation/>
         </w:sdtPr>
+        <w:sdtEndPr/>
         <w:sdtContent>
           <w:r>
             <w:fldChar w:fldCharType="begin"/>
@@ -43692,6 +44050,7 @@
           <w:id w:val="-1098254219"/>
           <w:citation/>
         </w:sdtPr>
+        <w:sdtEndPr/>
         <w:sdtContent>
           <w:r>
             <w:fldChar w:fldCharType="begin"/>
@@ -43934,6 +44293,7 @@
           <w:id w:val="442194814"/>
           <w:citation/>
         </w:sdtPr>
+        <w:sdtEndPr/>
         <w:sdtContent>
           <w:r>
             <w:fldChar w:fldCharType="begin"/>
@@ -43990,6 +44350,7 @@
           <w:id w:val="244763718"/>
           <w:citation/>
         </w:sdtPr>
+        <w:sdtEndPr/>
         <w:sdtContent>
           <w:r>
             <w:fldChar w:fldCharType="begin"/>
@@ -44028,6 +44389,7 @@
           <w:id w:val="765113086"/>
           <w:citation/>
         </w:sdtPr>
+        <w:sdtEndPr/>
         <w:sdtContent>
           <w:r>
             <w:fldChar w:fldCharType="begin"/>
@@ -44123,6 +44485,7 @@
           <w:id w:val="-1956865431"/>
           <w:citation/>
         </w:sdtPr>
+        <w:sdtEndPr/>
         <w:sdtContent>
           <w:r>
             <w:fldChar w:fldCharType="begin"/>
@@ -44159,6 +44522,7 @@
           <w:id w:val="-740017946"/>
           <w:citation/>
         </w:sdtPr>
+        <w:sdtEndPr/>
         <w:sdtContent>
           <w:r>
             <w:fldChar w:fldCharType="begin"/>
@@ -44191,6 +44555,7 @@
           <w:id w:val="273600502"/>
           <w:citation/>
         </w:sdtPr>
+        <w:sdtEndPr/>
         <w:sdtContent>
           <w:r>
             <w:fldChar w:fldCharType="begin"/>
@@ -44247,6 +44612,7 @@
           <w:id w:val="-634265042"/>
           <w:citation/>
         </w:sdtPr>
+        <w:sdtEndPr/>
         <w:sdtContent>
           <w:r>
             <w:fldChar w:fldCharType="begin"/>
@@ -44354,6 +44720,7 @@
           <w:id w:val="-1381931497"/>
           <w:citation/>
         </w:sdtPr>
+        <w:sdtEndPr/>
         <w:sdtContent>
           <w:r>
             <w:fldChar w:fldCharType="begin"/>
@@ -44455,6 +44822,7 @@
           <w:id w:val="-1361431884"/>
           <w:citation/>
         </w:sdtPr>
+        <w:sdtEndPr/>
         <w:sdtContent>
           <w:r>
             <w:fldChar w:fldCharType="begin"/>
@@ -44538,6 +44906,7 @@
           <w:id w:val="-2101554080"/>
           <w:citation/>
         </w:sdtPr>
+        <w:sdtEndPr/>
         <w:sdtContent>
           <w:r>
             <w:fldChar w:fldCharType="begin"/>
@@ -44675,6 +45044,7 @@
           <w:id w:val="-1612199177"/>
           <w:citation/>
         </w:sdtPr>
+        <w:sdtEndPr/>
         <w:sdtContent>
           <w:r>
             <w:fldChar w:fldCharType="begin"/>
@@ -44791,6 +45161,7 @@
           <w:id w:val="594442363"/>
           <w:citation/>
         </w:sdtPr>
+        <w:sdtEndPr/>
         <w:sdtContent>
           <w:r>
             <w:fldChar w:fldCharType="begin"/>
@@ -44853,6 +45224,7 @@
           <w:id w:val="340744124"/>
           <w:citation/>
         </w:sdtPr>
+        <w:sdtEndPr/>
         <w:sdtContent>
           <w:r>
             <w:fldChar w:fldCharType="begin"/>
@@ -44906,6 +45278,7 @@
           <w:id w:val="-1791362167"/>
           <w:citation/>
         </w:sdtPr>
+        <w:sdtEndPr/>
         <w:sdtContent>
           <w:r>
             <w:fldChar w:fldCharType="begin"/>
@@ -45354,6 +45727,7 @@
           <w:id w:val="-2101172144"/>
           <w:citation/>
         </w:sdtPr>
+        <w:sdtEndPr/>
         <w:sdtContent>
           <w:r>
             <w:fldChar w:fldCharType="begin"/>
@@ -45443,6 +45817,7 @@
           <w:id w:val="-1045761577"/>
           <w:citation/>
         </w:sdtPr>
+        <w:sdtEndPr/>
         <w:sdtContent>
           <w:r>
             <w:fldChar w:fldCharType="begin"/>
@@ -45481,6 +45856,7 @@
           <w:id w:val="-54860199"/>
           <w:citation/>
         </w:sdtPr>
+        <w:sdtEndPr/>
         <w:sdtContent>
           <w:r>
             <w:fldChar w:fldCharType="begin"/>
@@ -45538,6 +45914,7 @@
           <w:id w:val="1406735153"/>
           <w:citation/>
         </w:sdtPr>
+        <w:sdtEndPr/>
         <w:sdtContent>
           <w:r>
             <w:fldChar w:fldCharType="begin"/>
@@ -45600,6 +45977,7 @@
           <w:id w:val="-1700383135"/>
           <w:citation/>
         </w:sdtPr>
+        <w:sdtEndPr/>
         <w:sdtContent>
           <w:r>
             <w:fldChar w:fldCharType="begin"/>
@@ -45647,6 +46025,7 @@
           <w:id w:val="1723243205"/>
           <w:citation/>
         </w:sdtPr>
+        <w:sdtEndPr/>
         <w:sdtContent>
           <w:r>
             <w:fldChar w:fldCharType="begin"/>
@@ -45691,6 +46070,7 @@
           <w:id w:val="1452665812"/>
           <w:citation/>
         </w:sdtPr>
+        <w:sdtEndPr/>
         <w:sdtContent>
           <w:r>
             <w:fldChar w:fldCharType="begin"/>
@@ -45738,6 +46118,7 @@
           <w:id w:val="659197781"/>
           <w:citation/>
         </w:sdtPr>
+        <w:sdtEndPr/>
         <w:sdtContent>
           <w:r>
             <w:fldChar w:fldCharType="begin"/>
@@ -45815,6 +46196,7 @@
           <w:id w:val="1388998641"/>
           <w:citation/>
         </w:sdtPr>
+        <w:sdtEndPr/>
         <w:sdtContent>
           <w:r>
             <w:fldChar w:fldCharType="begin"/>
@@ -45993,6 +46375,7 @@
           <w:id w:val="-1939513377"/>
           <w:citation/>
         </w:sdtPr>
+        <w:sdtEndPr/>
         <w:sdtContent>
           <w:r>
             <w:fldChar w:fldCharType="begin"/>
@@ -46071,6 +46454,7 @@
           <w:id w:val="-717902680"/>
           <w:citation/>
         </w:sdtPr>
+        <w:sdtEndPr/>
         <w:sdtContent>
           <w:r>
             <w:fldChar w:fldCharType="begin"/>
@@ -46216,6 +46600,7 @@
           <w:id w:val="-594710290"/>
           <w:citation/>
         </w:sdtPr>
+        <w:sdtEndPr/>
         <w:sdtContent>
           <w:r>
             <w:rPr>
@@ -46270,6 +46655,7 @@
           <w:id w:val="2009947177"/>
           <w:citation/>
         </w:sdtPr>
+        <w:sdtEndPr/>
         <w:sdtContent>
           <w:r>
             <w:rPr>
@@ -46784,6 +47170,7 @@
           <w:id w:val="364178017"/>
           <w:citation/>
         </w:sdtPr>
+        <w:sdtEndPr/>
         <w:sdtContent>
           <w:r>
             <w:fldChar w:fldCharType="begin"/>
@@ -46846,6 +47233,7 @@
           <w:id w:val="628909309"/>
           <w:citation/>
         </w:sdtPr>
+        <w:sdtEndPr/>
         <w:sdtContent>
           <w:r>
             <w:fldChar w:fldCharType="begin"/>
@@ -46941,6 +47329,7 @@
           <w:id w:val="358712401"/>
           <w:citation/>
         </w:sdtPr>
+        <w:sdtEndPr/>
         <w:sdtContent>
           <w:r>
             <w:fldChar w:fldCharType="begin"/>
@@ -46979,6 +47368,7 @@
           <w:id w:val="-90700414"/>
           <w:citation/>
         </w:sdtPr>
+        <w:sdtEndPr/>
         <w:sdtContent>
           <w:r>
             <w:fldChar w:fldCharType="begin"/>
@@ -47032,6 +47422,7 @@
           <w:id w:val="286244550"/>
           <w:citation/>
         </w:sdtPr>
+        <w:sdtEndPr/>
         <w:sdtContent>
           <w:r>
             <w:fldChar w:fldCharType="begin"/>
@@ -47091,6 +47482,7 @@
           <w:id w:val="1935007746"/>
           <w:citation/>
         </w:sdtPr>
+        <w:sdtEndPr/>
         <w:sdtContent>
           <w:r>
             <w:fldChar w:fldCharType="begin"/>
@@ -47228,6 +47620,7 @@
           <w:id w:val="-1175882026"/>
           <w:citation/>
         </w:sdtPr>
+        <w:sdtEndPr/>
         <w:sdtContent>
           <w:r>
             <w:fldChar w:fldCharType="begin"/>
@@ -47313,6 +47706,7 @@
           <w:id w:val="-166796755"/>
           <w:citation/>
         </w:sdtPr>
+        <w:sdtEndPr/>
         <w:sdtContent>
           <w:r>
             <w:fldChar w:fldCharType="begin"/>
@@ -47490,6 +47884,7 @@
           <w:id w:val="-1645040747"/>
           <w:citation/>
         </w:sdtPr>
+        <w:sdtEndPr/>
         <w:sdtContent>
           <w:r>
             <w:fldChar w:fldCharType="begin"/>
@@ -47546,6 +47941,7 @@
           <w:id w:val="-912396162"/>
           <w:citation/>
         </w:sdtPr>
+        <w:sdtEndPr/>
         <w:sdtContent>
           <w:r>
             <w:fldChar w:fldCharType="begin"/>
@@ -47631,6 +48027,7 @@
           <w:id w:val="1795634649"/>
           <w:citation/>
         </w:sdtPr>
+        <w:sdtEndPr/>
         <w:sdtContent>
           <w:r>
             <w:fldChar w:fldCharType="begin"/>
@@ -47775,6 +48172,7 @@
           <w:id w:val="838432794"/>
           <w:citation/>
         </w:sdtPr>
+        <w:sdtEndPr/>
         <w:sdtContent>
           <w:r>
             <w:fldChar w:fldCharType="begin"/>
@@ -47807,6 +48205,7 @@
           <w:id w:val="28311556"/>
           <w:citation/>
         </w:sdtPr>
+        <w:sdtEndPr/>
         <w:sdtContent>
           <w:r>
             <w:fldChar w:fldCharType="begin"/>
@@ -47899,7 +48298,7 @@
       <w:pPr>
         <w:pStyle w:val="Heading2"/>
       </w:pPr>
-      <w:bookmarkStart w:id="20" w:name="_Toc207378982"/>
+      <w:bookmarkStart w:id="21" w:name="_Toc207378982"/>
       <w:r>
         <w:t>5</w:t>
       </w:r>
@@ -47915,7 +48314,7 @@
       <w:r>
         <w:t>Công pháp quốc tế</w:t>
       </w:r>
-      <w:bookmarkEnd w:id="20"/>
+      <w:bookmarkEnd w:id="21"/>
     </w:p>
     <w:p>
       <w:r>
@@ -47962,6 +48361,7 @@
           <w:id w:val="-1861660002"/>
           <w:citation/>
         </w:sdtPr>
+        <w:sdtEndPr/>
         <w:sdtContent>
           <w:r>
             <w:fldChar w:fldCharType="begin"/>
@@ -48052,6 +48452,7 @@
           <w:id w:val="-1842311994"/>
           <w:citation/>
         </w:sdtPr>
+        <w:sdtEndPr/>
         <w:sdtContent>
           <w:r>
             <w:fldChar w:fldCharType="begin"/>
@@ -48272,6 +48673,7 @@
           <w:id w:val="-2051524414"/>
           <w:citation/>
         </w:sdtPr>
+        <w:sdtEndPr/>
         <w:sdtContent>
           <w:r>
             <w:fldChar w:fldCharType="begin"/>
@@ -48340,6 +48742,7 @@
           <w:id w:val="-773321741"/>
           <w:citation/>
         </w:sdtPr>
+        <w:sdtEndPr/>
         <w:sdtContent>
           <w:r>
             <w:fldChar w:fldCharType="begin"/>
@@ -48414,6 +48817,7 @@
           <w:id w:val="715397520"/>
           <w:citation/>
         </w:sdtPr>
+        <w:sdtEndPr/>
         <w:sdtContent>
           <w:r>
             <w:fldChar w:fldCharType="begin"/>
@@ -48467,6 +48871,7 @@
           <w:id w:val="-180440926"/>
           <w:citation/>
         </w:sdtPr>
+        <w:sdtEndPr/>
         <w:sdtContent>
           <w:r>
             <w:fldChar w:fldCharType="begin"/>
@@ -48499,6 +48904,7 @@
           <w:id w:val="1129449188"/>
           <w:citation/>
         </w:sdtPr>
+        <w:sdtEndPr/>
         <w:sdtContent>
           <w:r>
             <w:fldChar w:fldCharType="begin"/>
@@ -48531,6 +48937,7 @@
           <w:id w:val="-1734000774"/>
           <w:citation/>
         </w:sdtPr>
+        <w:sdtEndPr/>
         <w:sdtContent>
           <w:r>
             <w:fldChar w:fldCharType="begin"/>
@@ -48573,6 +48980,7 @@
           <w:id w:val="-1718039427"/>
           <w:citation/>
         </w:sdtPr>
+        <w:sdtEndPr/>
         <w:sdtContent>
           <w:r>
             <w:fldChar w:fldCharType="begin"/>
@@ -48608,6 +49016,7 @@
           <w:id w:val="-1687052443"/>
           <w:citation/>
         </w:sdtPr>
+        <w:sdtEndPr/>
         <w:sdtContent>
           <w:r>
             <w:fldChar w:fldCharType="begin"/>
@@ -48666,6 +49075,7 @@
           <w:id w:val="894929420"/>
           <w:citation/>
         </w:sdtPr>
+        <w:sdtEndPr/>
         <w:sdtContent>
           <w:r>
             <w:fldChar w:fldCharType="begin"/>
@@ -48695,6 +49105,7 @@
           <w:id w:val="1709769312"/>
           <w:citation/>
         </w:sdtPr>
+        <w:sdtEndPr/>
         <w:sdtContent>
           <w:r>
             <w:fldChar w:fldCharType="begin"/>
@@ -48836,7 +49247,7 @@
       <w:pPr>
         <w:pStyle w:val="Heading2"/>
       </w:pPr>
-      <w:bookmarkStart w:id="21" w:name="_Toc207378983"/>
+      <w:bookmarkStart w:id="22" w:name="_Toc207378983"/>
       <w:r>
         <w:t>5</w:t>
       </w:r>
@@ -48852,7 +49263,7 @@
       <w:r>
         <w:t>Tinh thần thế giới</w:t>
       </w:r>
-      <w:bookmarkEnd w:id="21"/>
+      <w:bookmarkEnd w:id="22"/>
     </w:p>
     <w:p>
       <w:r>
@@ -48938,6 +49349,7 @@
           <w:id w:val="-323829128"/>
           <w:citation/>
         </w:sdtPr>
+        <w:sdtEndPr/>
         <w:sdtContent>
           <w:r>
             <w:fldChar w:fldCharType="begin"/>
@@ -48967,6 +49379,7 @@
           <w:id w:val="1155182856"/>
           <w:citation/>
         </w:sdtPr>
+        <w:sdtEndPr/>
         <w:sdtContent>
           <w:r>
             <w:fldChar w:fldCharType="begin"/>
@@ -48999,6 +49412,7 @@
           <w:id w:val="1496386951"/>
           <w:citation/>
         </w:sdtPr>
+        <w:sdtEndPr/>
         <w:sdtContent>
           <w:r>
             <w:fldChar w:fldCharType="begin"/>
@@ -49062,6 +49476,7 @@
           <w:id w:val="-646279836"/>
           <w:citation/>
         </w:sdtPr>
+        <w:sdtEndPr/>
         <w:sdtContent>
           <w:r>
             <w:fldChar w:fldCharType="begin"/>
@@ -49166,6 +49581,7 @@
           <w:id w:val="1717320029"/>
           <w:citation/>
         </w:sdtPr>
+        <w:sdtEndPr/>
         <w:sdtContent>
           <w:r>
             <w:fldChar w:fldCharType="begin"/>
@@ -49275,6 +49691,7 @@
           <w:id w:val="-1546677481"/>
           <w:citation/>
         </w:sdtPr>
+        <w:sdtEndPr/>
         <w:sdtContent>
           <w:r>
             <w:fldChar w:fldCharType="begin"/>
@@ -49319,6 +49736,7 @@
           <w:id w:val="-931889077"/>
           <w:citation/>
         </w:sdtPr>
+        <w:sdtEndPr/>
         <w:sdtContent>
           <w:r>
             <w:fldChar w:fldCharType="begin"/>
@@ -49372,6 +49790,7 @@
           <w:id w:val="-1503044420"/>
           <w:citation/>
         </w:sdtPr>
+        <w:sdtEndPr/>
         <w:sdtContent>
           <w:r>
             <w:fldChar w:fldCharType="begin"/>
@@ -49446,6 +49865,7 @@
           <w:id w:val="1696576884"/>
           <w:citation/>
         </w:sdtPr>
+        <w:sdtEndPr/>
         <w:sdtContent>
           <w:r>
             <w:fldChar w:fldCharType="begin"/>
@@ -49487,6 +49907,7 @@
           <w:id w:val="490910401"/>
           <w:citation/>
         </w:sdtPr>
+        <w:sdtEndPr/>
         <w:sdtContent>
           <w:r>
             <w:fldChar w:fldCharType="begin"/>
@@ -49547,6 +49968,7 @@
           <w:id w:val="-862046956"/>
           <w:citation/>
         </w:sdtPr>
+        <w:sdtEndPr/>
         <w:sdtContent>
           <w:r>
             <w:fldChar w:fldCharType="begin"/>
@@ -49624,6 +50046,7 @@
           <w:id w:val="259112171"/>
           <w:citation/>
         </w:sdtPr>
+        <w:sdtEndPr/>
         <w:sdtContent>
           <w:r>
             <w:fldChar w:fldCharType="begin"/>
@@ -49679,6 +50102,7 @@
           <w:id w:val="-1976981596"/>
           <w:citation/>
         </w:sdtPr>
+        <w:sdtEndPr/>
         <w:sdtContent>
           <w:r>
             <w:fldChar w:fldCharType="begin"/>
@@ -49711,6 +50135,7 @@
           <w:id w:val="-77221019"/>
           <w:citation/>
         </w:sdtPr>
+        <w:sdtEndPr/>
         <w:sdtContent>
           <w:r>
             <w:fldChar w:fldCharType="begin"/>
@@ -49761,6 +50186,7 @@
           <w:id w:val="1394852885"/>
           <w:citation/>
         </w:sdtPr>
+        <w:sdtEndPr/>
         <w:sdtContent>
           <w:r>
             <w:fldChar w:fldCharType="begin"/>
@@ -49796,6 +50222,7 @@
           <w:id w:val="994383176"/>
           <w:citation/>
         </w:sdtPr>
+        <w:sdtEndPr/>
         <w:sdtContent>
           <w:r>
             <w:fldChar w:fldCharType="begin"/>
@@ -49855,6 +50282,7 @@
           <w:id w:val="-793822198"/>
           <w:citation/>
         </w:sdtPr>
+        <w:sdtEndPr/>
         <w:sdtContent>
           <w:r>
             <w:fldChar w:fldCharType="begin"/>
@@ -49911,6 +50339,7 @@
           <w:id w:val="896860123"/>
           <w:citation/>
         </w:sdtPr>
+        <w:sdtEndPr/>
         <w:sdtContent>
           <w:r>
             <w:fldChar w:fldCharType="begin"/>
@@ -50078,6 +50507,7 @@
           <w:id w:val="-1897188561"/>
           <w:citation/>
         </w:sdtPr>
+        <w:sdtEndPr/>
         <w:sdtContent>
           <w:r>
             <w:fldChar w:fldCharType="begin"/>
@@ -50137,6 +50567,7 @@
           <w:id w:val="1469621777"/>
           <w:citation/>
         </w:sdtPr>
+        <w:sdtEndPr/>
         <w:sdtContent>
           <w:r>
             <w:fldChar w:fldCharType="begin"/>
@@ -50169,6 +50600,7 @@
           <w:id w:val="2042467459"/>
           <w:citation/>
         </w:sdtPr>
+        <w:sdtEndPr/>
         <w:sdtContent>
           <w:r>
             <w:fldChar w:fldCharType="begin"/>
@@ -50228,6 +50660,7 @@
           <w:id w:val="-1067101123"/>
           <w:citation/>
         </w:sdtPr>
+        <w:sdtEndPr/>
         <w:sdtContent>
           <w:r>
             <w:fldChar w:fldCharType="begin"/>
@@ -50290,6 +50723,7 @@
           <w:id w:val="2131826735"/>
           <w:citation/>
         </w:sdtPr>
+        <w:sdtEndPr/>
         <w:sdtContent>
           <w:r>
             <w:fldChar w:fldCharType="begin"/>
@@ -50331,6 +50765,7 @@
           <w:id w:val="-194698771"/>
           <w:citation/>
         </w:sdtPr>
+        <w:sdtEndPr/>
         <w:sdtContent>
           <w:r>
             <w:fldChar w:fldCharType="begin"/>
@@ -50385,11 +50820,11 @@
       <w:pPr>
         <w:pStyle w:val="Heading1"/>
       </w:pPr>
-      <w:bookmarkStart w:id="22" w:name="_Toc207378984"/>
+      <w:bookmarkStart w:id="23" w:name="_Toc207378984"/>
       <w:r>
         <w:t>Thay lời kết</w:t>
       </w:r>
-      <w:bookmarkEnd w:id="22"/>
+      <w:bookmarkEnd w:id="23"/>
     </w:p>
     <w:p>
       <w:r>
@@ -50540,11 +50975,11 @@
       <w:pPr>
         <w:pStyle w:val="Heading1"/>
       </w:pPr>
-      <w:bookmarkStart w:id="23" w:name="_Toc207378985"/>
+      <w:bookmarkStart w:id="24" w:name="_Toc207378985"/>
       <w:r>
         <w:t>Lời cảm ơn</w:t>
       </w:r>
-      <w:bookmarkEnd w:id="23"/>
+      <w:bookmarkEnd w:id="24"/>
     </w:p>
     <w:p>
       <w:r>
@@ -50600,24 +51035,24 @@
       <w:pPr>
         <w:pStyle w:val="Heading1"/>
       </w:pPr>
-      <w:bookmarkStart w:id="24" w:name="_Toc207378986"/>
+      <w:bookmarkStart w:id="25" w:name="_Toc207378986"/>
       <w:r>
         <w:t>Phụ lục</w:t>
       </w:r>
-      <w:bookmarkEnd w:id="24"/>
+      <w:bookmarkEnd w:id="25"/>
     </w:p>
     <w:p>
       <w:pPr>
         <w:pStyle w:val="Heading2"/>
       </w:pPr>
-      <w:bookmarkStart w:id="25" w:name="_Toc207378987"/>
+      <w:bookmarkStart w:id="26" w:name="_Toc207378987"/>
       <w:r>
         <w:t xml:space="preserve">Phụ lục 1: </w:t>
       </w:r>
       <w:r>
         <w:t>hiện tượng học tinh thần Hegel</w:t>
       </w:r>
-      <w:bookmarkEnd w:id="25"/>
+      <w:bookmarkEnd w:id="26"/>
     </w:p>
     <w:p>
       <w:r>
@@ -51203,12 +51638,12 @@
       <w:pPr>
         <w:pStyle w:val="Heading2"/>
       </w:pPr>
-      <w:bookmarkStart w:id="26" w:name="_Toc207378988"/>
+      <w:bookmarkStart w:id="27" w:name="_Toc207378988"/>
       <w:r>
         <w:lastRenderedPageBreak/>
         <w:t>Phụ lục 2: thuyết âm dương &amp; mô hình tư biện</w:t>
       </w:r>
-      <w:bookmarkEnd w:id="26"/>
+      <w:bookmarkEnd w:id="27"/>
     </w:p>
     <w:p>
       <w:r>
@@ -52174,11 +52609,11 @@
       <w:pPr>
         <w:pStyle w:val="Heading2"/>
       </w:pPr>
-      <w:bookmarkStart w:id="27" w:name="_Toc207378989"/>
+      <w:bookmarkStart w:id="28" w:name="_Toc207378989"/>
       <w:r>
         <w:t>Phụ lục 3: lập trình hướng đối tượng</w:t>
       </w:r>
-      <w:bookmarkEnd w:id="27"/>
+      <w:bookmarkEnd w:id="28"/>
     </w:p>
     <w:p>
       <w:r>
@@ -54345,8 +54780,6 @@
       <w:r>
         <w:t xml:space="preserve"> Trừng phạt phi pháp là phương thức của pháp quyền trừu tượng nhưng hành động là thuộc tính của luân lý.</w:t>
       </w:r>
-      <w:bookmarkStart w:id="28" w:name="_GoBack"/>
-      <w:bookmarkEnd w:id="28"/>
     </w:p>
     <w:p/>
     <w:p>
@@ -56631,7 +57064,7 @@
           <w:rPr>
             <w:noProof/>
           </w:rPr>
-          <w:t>102</w:t>
+          <w:t>5</w:t>
         </w:r>
         <w:r>
           <w:rPr>
@@ -57803,7 +58236,7 @@
 </file>
 
 <file path=customXml/itemProps1.xml><?xml version="1.0" encoding="utf-8"?>
-<ds:datastoreItem xmlns:ds="http://schemas.openxmlformats.org/officeDocument/2006/customXml" ds:itemID="{45B96EBC-4F1B-4630-801B-E2047C696C2B}">
+<ds:datastoreItem xmlns:ds="http://schemas.openxmlformats.org/officeDocument/2006/customXml" ds:itemID="{90352AA0-E89A-4693-8A80-109CF6206840}">
   <ds:schemaRefs>
     <ds:schemaRef ds:uri="http://schemas.openxmlformats.org/officeDocument/2006/bibliography"/>
   </ds:schemaRefs>

--- a/articles/finished/PhapQuyen.docx
+++ b/articles/finished/PhapQuyen.docx
@@ -1677,19 +1677,11 @@
       <w:r>
         <w:t xml:space="preserve">Lưu ý, moment trong triết học Đức có nghĩa chính là khía cạnh, giai đoạn, thành phần trong quá trình biện chứng. </w:t>
       </w:r>
-      <w:proofErr w:type="gramStart"/>
-      <w:r>
-        <w:rPr>
-          <w:i/>
-        </w:rPr>
-        <w:t>Quan</w:t>
-      </w:r>
-      <w:proofErr w:type="gramEnd"/>
-      <w:r>
-        <w:rPr>
-          <w:i/>
-        </w:rPr>
-        <w:t xml:space="preserve"> năng</w:t>
+      <w:r>
+        <w:rPr>
+          <w:i/>
+        </w:rPr>
+        <w:t>Quan năng</w:t>
       </w:r>
       <w:r>
         <w:t xml:space="preserve"> (</w:t>
@@ -2037,7 +2029,13 @@
         <w:t>hiện thực là hiện tồn</w:t>
       </w:r>
       <w:r>
-        <w:t xml:space="preserve">, và hợp lý tính được định nghĩa là sự đồng nhất giữa cái đồng nhất và cái không đồng nhất, sẽ được </w:t>
+        <w:t>, và hợp lý tính được định nghĩa là sự đồng nhất giữa cái đồng nhất và cái không đồng nhất</w:t>
+      </w:r>
+      <w:r>
+        <w:t xml:space="preserve"> (Hegel)</w:t>
+      </w:r>
+      <w:r>
+        <w:t xml:space="preserve">, sẽ được </w:t>
       </w:r>
       <w:r>
         <w:t>đề cập lại</w:t>
@@ -2451,12 +2449,7 @@
         <w:t xml:space="preserve"> là </w:t>
       </w:r>
       <w:r>
-        <w:t xml:space="preserve">khía cạnh, giai đoạn, </w:t>
-      </w:r>
-      <w:bookmarkStart w:id="2" w:name="_GoBack"/>
-      <w:bookmarkEnd w:id="2"/>
-      <w:r>
-        <w:t xml:space="preserve">thành phần, </w:t>
+        <w:t xml:space="preserve">khía cạnh, giai đoạn, thành phần, </w:t>
       </w:r>
       <w:r>
         <w:t>thuộc tính</w:t>
@@ -3037,7 +3030,13 @@
         <w:t xml:space="preserve"> của pháp quyền thực định không làm giảm mức trừu tượng. </w:t>
       </w:r>
       <w:r>
-        <w:t xml:space="preserve">Ghi chú: </w:t>
+        <w:t>Ghi chú</w:t>
+      </w:r>
+      <w:r>
+        <w:t>, theo Hegel,</w:t>
+      </w:r>
+      <w:r>
+        <w:t xml:space="preserve"> </w:t>
       </w:r>
       <w:r>
         <w:rPr>
@@ -3103,7 +3102,12 @@
         <w:t xml:space="preserve"> này. </w:t>
       </w:r>
       <w:r>
-        <w:t xml:space="preserve">Hẳn nhiên moment biện chứng đồng nhất giữa cái đồng nhất trừu tượng (moment </w:t>
+        <w:t>Hẳn nhiên moment biện chứng đồng nhất giữa cái đồng nhất tr</w:t>
+      </w:r>
+      <w:bookmarkStart w:id="2" w:name="_GoBack"/>
+      <w:bookmarkEnd w:id="2"/>
+      <w:r>
+        <w:t xml:space="preserve">ừu tượng (moment </w:t>
       </w:r>
       <w:r>
         <w:t>phổ quát</w:t>
@@ -57064,7 +57068,7 @@
           <w:rPr>
             <w:noProof/>
           </w:rPr>
-          <w:t>5</w:t>
+          <w:t>20</w:t>
         </w:r>
         <w:r>
           <w:rPr>
@@ -58236,7 +58240,7 @@
 </file>
 
 <file path=customXml/itemProps1.xml><?xml version="1.0" encoding="utf-8"?>
-<ds:datastoreItem xmlns:ds="http://schemas.openxmlformats.org/officeDocument/2006/customXml" ds:itemID="{90352AA0-E89A-4693-8A80-109CF6206840}">
+<ds:datastoreItem xmlns:ds="http://schemas.openxmlformats.org/officeDocument/2006/customXml" ds:itemID="{88718A54-CE89-4F01-9297-BB6F3ED8CA5B}">
   <ds:schemaRefs>
     <ds:schemaRef ds:uri="http://schemas.openxmlformats.org/officeDocument/2006/bibliography"/>
   </ds:schemaRefs>

--- a/articles/finished/PhapQuyen.docx
+++ b/articles/finished/PhapQuyen.docx
@@ -3102,12 +3102,7 @@
         <w:t xml:space="preserve"> này. </w:t>
       </w:r>
       <w:r>
-        <w:t>Hẳn nhiên moment biện chứng đồng nhất giữa cái đồng nhất tr</w:t>
-      </w:r>
-      <w:bookmarkStart w:id="2" w:name="_GoBack"/>
-      <w:bookmarkEnd w:id="2"/>
-      <w:r>
-        <w:t xml:space="preserve">ừu tượng (moment </w:t>
+        <w:t xml:space="preserve">Hẳn nhiên moment biện chứng đồng nhất giữa cái đồng nhất trừu tượng (moment </w:t>
       </w:r>
       <w:r>
         <w:t>phổ quát</w:t>
@@ -5214,7 +5209,7 @@
       <w:pPr>
         <w:pStyle w:val="Heading1"/>
       </w:pPr>
-      <w:bookmarkStart w:id="3" w:name="_Toc207378964"/>
+      <w:bookmarkStart w:id="2" w:name="_Toc207378964"/>
       <w:r>
         <w:t>1</w:t>
       </w:r>
@@ -5224,17 +5219,17 @@
       <w:r>
         <w:t>Pháp quyền trừu tượng</w:t>
       </w:r>
-      <w:bookmarkEnd w:id="3"/>
+      <w:bookmarkEnd w:id="2"/>
     </w:p>
     <w:p>
       <w:pPr>
         <w:pStyle w:val="Heading2"/>
       </w:pPr>
-      <w:bookmarkStart w:id="4" w:name="_Toc207378965"/>
+      <w:bookmarkStart w:id="3" w:name="_Toc207378965"/>
       <w:r>
         <w:t>1.1. Pháp quyền trừu tượng</w:t>
       </w:r>
-      <w:bookmarkEnd w:id="4"/>
+      <w:bookmarkEnd w:id="3"/>
     </w:p>
     <w:p>
       <w:r>
@@ -8000,7 +7995,7 @@
       <w:pPr>
         <w:pStyle w:val="Heading2"/>
       </w:pPr>
-      <w:bookmarkStart w:id="5" w:name="_Toc207378966"/>
+      <w:bookmarkStart w:id="4" w:name="_Toc207378966"/>
       <w:r>
         <w:t>1.2</w:t>
       </w:r>
@@ -8010,7 +8005,7 @@
       <w:r>
         <w:t>Sở hữu &amp; khế ước</w:t>
       </w:r>
-      <w:bookmarkEnd w:id="5"/>
+      <w:bookmarkEnd w:id="4"/>
     </w:p>
     <w:p>
       <w:pPr>
@@ -11166,11 +11161,11 @@
       <w:pPr>
         <w:pStyle w:val="Heading2"/>
       </w:pPr>
-      <w:bookmarkStart w:id="6" w:name="_Toc207378967"/>
+      <w:bookmarkStart w:id="5" w:name="_Toc207378967"/>
       <w:r>
         <w:t>1.3. Phi pháp</w:t>
       </w:r>
-      <w:bookmarkEnd w:id="6"/>
+      <w:bookmarkEnd w:id="5"/>
     </w:p>
     <w:p>
       <w:pPr>
@@ -15314,7 +15309,7 @@
       <w:pPr>
         <w:pStyle w:val="Heading1"/>
       </w:pPr>
-      <w:bookmarkStart w:id="7" w:name="_Toc207378968"/>
+      <w:bookmarkStart w:id="6" w:name="_Toc207378968"/>
       <w:r>
         <w:t>2</w:t>
       </w:r>
@@ -15324,17 +15319,17 @@
       <w:r>
         <w:t>Luân lý</w:t>
       </w:r>
-      <w:bookmarkEnd w:id="7"/>
+      <w:bookmarkEnd w:id="6"/>
     </w:p>
     <w:p>
       <w:pPr>
         <w:pStyle w:val="Heading2"/>
       </w:pPr>
-      <w:bookmarkStart w:id="8" w:name="_Toc207378969"/>
+      <w:bookmarkStart w:id="7" w:name="_Toc207378969"/>
       <w:r>
         <w:t>2.1. Luân lý</w:t>
       </w:r>
-      <w:bookmarkEnd w:id="8"/>
+      <w:bookmarkEnd w:id="7"/>
     </w:p>
     <w:p>
       <w:r>
@@ -18112,11 +18107,11 @@
       <w:pPr>
         <w:pStyle w:val="Heading2"/>
       </w:pPr>
-      <w:bookmarkStart w:id="9" w:name="_Toc207378970"/>
+      <w:bookmarkStart w:id="8" w:name="_Toc207378970"/>
       <w:r>
         <w:t>2.2. Trách nhiệm</w:t>
       </w:r>
-      <w:bookmarkEnd w:id="9"/>
+      <w:bookmarkEnd w:id="8"/>
     </w:p>
     <w:p>
       <w:r>
@@ -18716,11 +18711,11 @@
       <w:pPr>
         <w:pStyle w:val="Heading2"/>
       </w:pPr>
-      <w:bookmarkStart w:id="10" w:name="_Toc207378971"/>
+      <w:bookmarkStart w:id="9" w:name="_Toc207378971"/>
       <w:r>
         <w:t>2.3. An lạc</w:t>
       </w:r>
-      <w:bookmarkEnd w:id="10"/>
+      <w:bookmarkEnd w:id="9"/>
     </w:p>
     <w:p>
       <w:r>
@@ -19413,11 +19408,11 @@
       <w:pPr>
         <w:pStyle w:val="Heading2"/>
       </w:pPr>
-      <w:bookmarkStart w:id="11" w:name="_Toc207378972"/>
+      <w:bookmarkStart w:id="10" w:name="_Toc207378972"/>
       <w:r>
         <w:t>2.4. Cái thiện &amp; lương tâm</w:t>
       </w:r>
-      <w:bookmarkEnd w:id="11"/>
+      <w:bookmarkEnd w:id="10"/>
     </w:p>
     <w:p>
       <w:r>
@@ -23632,7 +23627,7 @@
       <w:pPr>
         <w:pStyle w:val="Heading1"/>
       </w:pPr>
-      <w:bookmarkStart w:id="12" w:name="_Toc207378973"/>
+      <w:bookmarkStart w:id="11" w:name="_Toc207378973"/>
       <w:r>
         <w:lastRenderedPageBreak/>
         <w:t>3</w:t>
@@ -23640,17 +23635,17 @@
       <w:r>
         <w:t>. Đạo đức</w:t>
       </w:r>
-      <w:bookmarkEnd w:id="12"/>
+      <w:bookmarkEnd w:id="11"/>
     </w:p>
     <w:p>
       <w:pPr>
         <w:pStyle w:val="Heading2"/>
       </w:pPr>
-      <w:bookmarkStart w:id="13" w:name="_Toc207378974"/>
+      <w:bookmarkStart w:id="12" w:name="_Toc207378974"/>
       <w:r>
         <w:t>3.1. Đời sống đạo đức</w:t>
       </w:r>
-      <w:bookmarkEnd w:id="13"/>
+      <w:bookmarkEnd w:id="12"/>
     </w:p>
     <w:p>
       <w:r>
@@ -27003,7 +26998,7 @@
       <w:pPr>
         <w:pStyle w:val="Heading2"/>
       </w:pPr>
-      <w:bookmarkStart w:id="14" w:name="_Toc207378975"/>
+      <w:bookmarkStart w:id="13" w:name="_Toc207378975"/>
       <w:r>
         <w:t>3.</w:t>
       </w:r>
@@ -27016,7 +27011,7 @@
       <w:r>
         <w:t>Gia đình</w:t>
       </w:r>
-      <w:bookmarkEnd w:id="14"/>
+      <w:bookmarkEnd w:id="13"/>
     </w:p>
     <w:p>
       <w:r>
@@ -29677,11 +29672,11 @@
       <w:pPr>
         <w:pStyle w:val="Heading1"/>
       </w:pPr>
-      <w:bookmarkStart w:id="15" w:name="_Toc207378976"/>
+      <w:bookmarkStart w:id="14" w:name="_Toc207378976"/>
       <w:r>
         <w:t>4. Xã hội dân sự</w:t>
       </w:r>
-      <w:bookmarkEnd w:id="15"/>
+      <w:bookmarkEnd w:id="14"/>
     </w:p>
     <w:p>
       <w:r>
@@ -31986,7 +31981,7 @@
       <w:pPr>
         <w:pStyle w:val="Heading2"/>
       </w:pPr>
-      <w:bookmarkStart w:id="16" w:name="_Toc207378977"/>
+      <w:bookmarkStart w:id="15" w:name="_Toc207378977"/>
       <w:r>
         <w:t>4</w:t>
       </w:r>
@@ -32002,7 +31997,7 @@
       <w:r>
         <w:t>Hệ thống những nhu cầu</w:t>
       </w:r>
-      <w:bookmarkEnd w:id="16"/>
+      <w:bookmarkEnd w:id="15"/>
     </w:p>
     <w:p>
       <w:r>
@@ -35481,7 +35476,7 @@
       <w:pPr>
         <w:pStyle w:val="Heading2"/>
       </w:pPr>
-      <w:bookmarkStart w:id="17" w:name="_Toc207378978"/>
+      <w:bookmarkStart w:id="16" w:name="_Toc207378978"/>
       <w:r>
         <w:t>4</w:t>
       </w:r>
@@ -35497,7 +35492,7 @@
       <w:r>
         <w:t>Quản trị &amp; thực thi công lý</w:t>
       </w:r>
-      <w:bookmarkEnd w:id="17"/>
+      <w:bookmarkEnd w:id="16"/>
     </w:p>
     <w:p>
       <w:r>
@@ -37866,7 +37861,7 @@
       <w:pPr>
         <w:pStyle w:val="Heading2"/>
       </w:pPr>
-      <w:bookmarkStart w:id="18" w:name="_Toc207378979"/>
+      <w:bookmarkStart w:id="17" w:name="_Toc207378979"/>
       <w:r>
         <w:t>4</w:t>
       </w:r>
@@ -37882,7 +37877,7 @@
       <w:r>
         <w:t>Cảnh sát &amp; hiệp hội</w:t>
       </w:r>
-      <w:bookmarkEnd w:id="18"/>
+      <w:bookmarkEnd w:id="17"/>
     </w:p>
     <w:p>
       <w:r>
@@ -40301,11 +40296,11 @@
       <w:pPr>
         <w:pStyle w:val="Heading1"/>
       </w:pPr>
-      <w:bookmarkStart w:id="19" w:name="_Toc207378980"/>
+      <w:bookmarkStart w:id="18" w:name="_Toc207378980"/>
       <w:r>
         <w:t>5. Nhà nước</w:t>
       </w:r>
-      <w:bookmarkEnd w:id="19"/>
+      <w:bookmarkEnd w:id="18"/>
     </w:p>
     <w:p>
       <w:r>
@@ -41625,7 +41620,7 @@
       <w:pPr>
         <w:pStyle w:val="Heading2"/>
       </w:pPr>
-      <w:bookmarkStart w:id="20" w:name="_Toc207378981"/>
+      <w:bookmarkStart w:id="19" w:name="_Toc207378981"/>
       <w:r>
         <w:t>5</w:t>
       </w:r>
@@ -41641,7 +41636,7 @@
       <w:r>
         <w:t>Công pháp nội bộ</w:t>
       </w:r>
-      <w:bookmarkEnd w:id="20"/>
+      <w:bookmarkEnd w:id="19"/>
     </w:p>
     <w:p>
       <w:r>
@@ -41738,7 +41733,19 @@
         <w:t>.</w:t>
       </w:r>
       <w:r>
-        <w:t xml:space="preserve"> Học thuyết pháp quyền Hegel quy về sự tự do</w:t>
+        <w:t xml:space="preserve"> </w:t>
+      </w:r>
+      <w:r>
+        <w:t>Lưu ý, g</w:t>
+      </w:r>
+      <w:r>
+        <w:t>iả sử và thật sự có ý niệm trừu tượng “pháp quyền” thì cũng sẽ có nhãn “pháp quyền” gán lên ý niệm “pháp quyền” này và tất nhiên ý niệm “pháp quyền” này là pháp quyền.</w:t>
+      </w:r>
+      <w:r>
+        <w:t xml:space="preserve"> </w:t>
+      </w:r>
+      <w:r>
+        <w:t>Học thuyết pháp quyền Hegel quy về sự tự do</w:t>
       </w:r>
       <w:r>
         <w:t>,</w:t>
@@ -41753,7 +41760,12 @@
         <w:t xml:space="preserve"> </w:t>
       </w:r>
       <w:r>
-        <w:t xml:space="preserve">theo </w:t>
+        <w:t>theo</w:t>
+      </w:r>
+      <w:bookmarkStart w:id="20" w:name="_GoBack"/>
+      <w:bookmarkEnd w:id="20"/>
+      <w:r>
+        <w:t xml:space="preserve"> </w:t>
       </w:r>
       <w:r>
         <w:t>Hegel</w:t>
@@ -41882,7 +41894,11 @@
         <w:t>.</w:t>
       </w:r>
       <w:r>
-        <w:t xml:space="preserve"> Vì nhà nước là sự thống nhất cao độ giữa công và tư nên quyền hạn &amp; nghĩa vụ trở thành hai thực thể hiện tồn (ý niệm hiện tồn) của nhà nước tức quyền hạn &amp; nghĩa vụ của nhiều công dân thống nhất và biến chuyển nhập vào nhà nước trở thành quyền hạn &amp; nghĩa vụ chung, nghĩa là </w:t>
+        <w:t xml:space="preserve"> Vì nhà nước là sự thống nhất cao độ giữa công và tư nên quyền hạn &amp; nghĩa vụ trở thành hai thực thể hiện tồn (ý niệm hiện tồn) của nhà nước tức quyền hạn &amp; </w:t>
+      </w:r>
+      <w:r>
+        <w:lastRenderedPageBreak/>
+        <w:t xml:space="preserve">nghĩa vụ của nhiều công dân thống nhất và biến chuyển nhập vào nhà nước trở thành quyền hạn &amp; nghĩa vụ chung, nghĩa là </w:t>
       </w:r>
       <w:r>
         <w:rPr>
@@ -41912,14 +41928,7 @@
         <w:rPr>
           <w:i/>
         </w:rPr>
-        <w:t xml:space="preserve">quyền hạn &amp; </w:t>
-      </w:r>
-      <w:r>
-        <w:rPr>
-          <w:i/>
-        </w:rPr>
-        <w:lastRenderedPageBreak/>
-        <w:t>nghĩa vụ của công dân khác</w:t>
+        <w:t>quyền hạn &amp; nghĩa vụ của công dân khác</w:t>
       </w:r>
       <w:sdt>
         <w:sdtPr>
@@ -42425,14 +42434,14 @@
         </w:sdtContent>
       </w:sdt>
       <w:r>
-        <w:t>, “tư duy biểu tượng thường tưởng tượng rằng nhà nước đứng vững nhờ bạo lực nhưng thực chất cái giữ nhà nước đứng vững là cảm thức cơ bản về trật tự mà ai cũng có”.</w:t>
-      </w:r>
-      <w:r>
-        <w:t xml:space="preserve"> Nhắc lại nhà nước như sinh thể hữu cơ có tinh thần và cấu trúc hữu cơ của nhà nước là hiến </w:t>
+        <w:t xml:space="preserve">, “tư duy biểu tượng thường tưởng tượng rằng nhà nước đứng vững nhờ bạo lực </w:t>
       </w:r>
       <w:r>
         <w:lastRenderedPageBreak/>
-        <w:t xml:space="preserve">pháp, vì </w:t>
+        <w:t>nhưng thực chất cái giữ nhà nước đứng vững là cảm thức cơ bản về trật tự mà ai cũng có”.</w:t>
+      </w:r>
+      <w:r>
+        <w:t xml:space="preserve"> Nhắc lại nhà nước như sinh thể hữu cơ có tinh thần và cấu trúc hữu cơ của nhà nước là hiến pháp, vì </w:t>
       </w:r>
       <w:r>
         <w:rPr>
@@ -42971,7 +42980,11 @@
         <w:t>,</w:t>
       </w:r>
       <w:r>
-        <w:t xml:space="preserve"> tự xác lập bởi moment tòa án sở hữu luật pháp đồng thời nhà nước tự hình thành các thuộc tính đa sắc như tính sinh thể và </w:t>
+        <w:t xml:space="preserve"> tự xác lập </w:t>
+      </w:r>
+      <w:r>
+        <w:lastRenderedPageBreak/>
+        <w:t xml:space="preserve">bởi moment tòa án sở hữu luật pháp đồng thời nhà nước tự hình thành các thuộc tính đa sắc như tính sinh thể và </w:t>
       </w:r>
       <w:r>
         <w:t>các</w:t>
@@ -42986,11 +42999,7 @@
         <w:t>những</w:t>
       </w:r>
       <w:r>
-        <w:t xml:space="preserve"> quyền hạn này phát triển đến một mức </w:t>
-      </w:r>
-      <w:r>
-        <w:lastRenderedPageBreak/>
-        <w:t xml:space="preserve">nào đó sẽ ánh hiện moment phổ quát nên các quyền hạn lại được gom nhóm thành quyền lập pháp tương ứng moment phổ quát và quyền hành pháp </w:t>
+        <w:t xml:space="preserve"> quyền hạn này phát triển đến một mức nào đó sẽ ánh hiện moment phổ quát nên các quyền hạn lại được gom nhóm thành quyền lập pháp tương ứng moment phổ quát và quyền hành pháp </w:t>
       </w:r>
       <w:r>
         <w:t>đối lập</w:t>
@@ -43378,7 +43387,11 @@
         <w:t xml:space="preserve">ng </w:t>
       </w:r>
       <w:r>
-        <w:t xml:space="preserve">nếu ta cứ truy vấn đến cùng </w:t>
+        <w:t xml:space="preserve">nếu ta cứ truy vấn </w:t>
+      </w:r>
+      <w:r>
+        <w:lastRenderedPageBreak/>
+        <w:t xml:space="preserve">đến cùng </w:t>
       </w:r>
       <w:r>
         <w:t xml:space="preserve">cái tồn tại của sự thật </w:t>
@@ -43446,15 +43459,7 @@
           <w:i/>
           <w:iCs/>
         </w:rPr>
-        <w:t xml:space="preserve"> là </w:t>
-      </w:r>
-      <w:r>
-        <w:rPr>
-          <w:i/>
-          <w:iCs/>
-        </w:rPr>
-        <w:lastRenderedPageBreak/>
-        <w:t>hiện thực hóa (biểu hiện) của quyền lực siêu nhiên nhưng, về bản chất tinh tuyền, không thể thừa nhận quyền lực siêu nhiên</w:t>
+        <w:t xml:space="preserve"> là hiện thực hóa (biểu hiện) của quyền lực siêu nhiên nhưng, về bản chất tinh tuyền, không thể thừa nhận quyền lực siêu nhiên</w:t>
       </w:r>
       <w:r>
         <w:rPr>
@@ -44134,11 +44139,11 @@
         <w:t xml:space="preserve"> </w:t>
       </w:r>
       <w:r>
-        <w:t xml:space="preserve">Trở lại câu hỏi, tại sao Hegel năm phiên bảy lượt nhiều lần nhấn mạnh nhà nước với tư cách ý niệm là đối tượng nghiên cứu chứ không phải bất kỳ nhà nước thực tại? Một nửa câu trả lời là do hợp lý tính và mẹo lừa lý tính thông suốt </w:t>
+        <w:t xml:space="preserve">Trở lại câu hỏi, tại sao Hegel năm phiên bảy </w:t>
       </w:r>
       <w:r>
         <w:lastRenderedPageBreak/>
-        <w:t xml:space="preserve">và tự nhiên trong giới tự nhiên thứ hai, nửa câu trả lời còn </w:t>
+        <w:t xml:space="preserve">lượt nhiều lần nhấn mạnh nhà nước với tư cách ý niệm là đối tượng nghiên cứu chứ không phải bất kỳ nhà nước thực tại? Một nửa câu trả lời là do hợp lý tính và mẹo lừa lý tính thông suốt và tự nhiên trong giới tự nhiên thứ hai, nửa câu trả lời còn </w:t>
       </w:r>
       <w:r>
         <w:t xml:space="preserve">lại </w:t>
@@ -44482,7 +44487,11 @@
         <w:t xml:space="preserve"> nhà vua. </w:t>
       </w:r>
       <w:r>
-        <w:t>Ngoài ra, Hegel phản bác luận điểm cho rằng quyền quốc vương gây ra tùy tiện vì quyền quốc vương tuy tối cao nhưng rốt cuộc là quyết định tối hậu và không thể sở hữu/tiêu hủy những quyền khác</w:t>
+        <w:t xml:space="preserve">Ngoài ra, Hegel phản bác luận điểm cho rằng quyền quốc vương gây ra tùy tiện vì quyền quốc vương tuy tối cao nhưng rốt cuộc là quyết định tối hậu và không </w:t>
+      </w:r>
+      <w:r>
+        <w:lastRenderedPageBreak/>
+        <w:t>thể sở hữu/tiêu hủy những quyền khác</w:t>
       </w:r>
       <w:sdt>
         <w:sdtPr>
@@ -44515,11 +44524,7 @@
         <w:t xml:space="preserve"> về mặt lý luận</w:t>
       </w:r>
       <w:r>
-        <w:t xml:space="preserve">, như Hegel từng đề cập trong một bài giảng “sự tôn nghiêm của quốc vương không phải là chịu trách nhiệm </w:t>
-      </w:r>
-      <w:r>
-        <w:lastRenderedPageBreak/>
-        <w:t>về hành động của chính phủ mà chính phủ là kẻ phải luôn tiếp thu ý kiến của nhân dân để cải tiến công việc”</w:t>
+        <w:t>, như Hegel từng đề cập trong một bài giảng “sự tôn nghiêm của quốc vương không phải là chịu trách nhiệm về hành động của chính phủ mà chính phủ là kẻ phải luôn tiếp thu ý kiến của nhân dân để cải tiến công việc”</w:t>
       </w:r>
       <w:sdt>
         <w:sdtPr>
@@ -44876,14 +44881,14 @@
         <w:t>,</w:t>
       </w:r>
       <w:r>
-        <w:t xml:space="preserve"> chính là trí tuệ đám đông đối trọng với bộ não sinh học. Như vậy hệ thống bầu cử trong mô hình tam quyền phân lập bầu ra tập hợp những đại biểu quốc hội đại diện trí tuệ đám đông</w:t>
-      </w:r>
-      <w:r>
-        <w:t xml:space="preserve">, từ </w:t>
+        <w:t xml:space="preserve"> </w:t>
       </w:r>
       <w:r>
         <w:lastRenderedPageBreak/>
-        <w:t>đó lý luận thông suốt với thực nghiệm trong mô hình tam quyền đối trọng &amp; cân bằng</w:t>
+        <w:t>chính là trí tuệ đám đông đối trọng với bộ não sinh học. Như vậy hệ thống bầu cử trong mô hình tam quyền phân lập bầu ra tập hợp những đại biểu quốc hội đại diện trí tuệ đám đông</w:t>
+      </w:r>
+      <w:r>
+        <w:t>, từ đó lý luận thông suốt với thực nghiệm trong mô hình tam quyền đối trọng &amp; cân bằng</w:t>
       </w:r>
       <w:r>
         <w:t>.</w:t>
@@ -45145,7 +45150,11 @@
         <w:t>quát</w:t>
       </w:r>
       <w:r>
-        <w:t xml:space="preserve">, 2) quyền hành pháp thâu gồm những đặc thù vào dưới cái phổ </w:t>
+        <w:t xml:space="preserve">, 2) quyền hành pháp thâu gồm những đặc thù vào dưới </w:t>
+      </w:r>
+      <w:r>
+        <w:lastRenderedPageBreak/>
+        <w:t xml:space="preserve">cái phổ </w:t>
       </w:r>
       <w:r>
         <w:t>quát</w:t>
@@ -45154,11 +45163,7 @@
         <w:t>, và 3) quyền quốc vương đại diện tính chủ thể như là quyết định tối hậu của ý chí.</w:t>
       </w:r>
       <w:r>
-        <w:t xml:space="preserve"> Quyền quốc vương quan trọng nhất trong mô hình tam quyền nhất thể, tiếp theo là quyền hành </w:t>
-      </w:r>
-      <w:r>
-        <w:lastRenderedPageBreak/>
-        <w:t>pháp. Theo Hegel</w:t>
+        <w:t xml:space="preserve"> Quyền quốc vương quan trọng nhất trong mô hình tam quyền nhất thể, tiếp theo là quyền hành pháp. Theo Hegel</w:t>
       </w:r>
       <w:sdt>
         <w:sdtPr>
@@ -45505,17 +45510,14 @@
         <w:t xml:space="preserve"> </w:t>
       </w:r>
       <w:r>
+        <w:lastRenderedPageBreak/>
         <w:t xml:space="preserve">Tính dân sự thể hiện tính riêng tư của cá nhân, chuyển biến thuộc tính đa sắc về phổ quát nhằm phục vụ mục đích an lạc trở thành nội dung của nhà nước, </w:t>
       </w:r>
       <w:r>
         <w:t>hiển nhiên</w:t>
       </w:r>
       <w:r>
-        <w:t xml:space="preserve"> gắn chặt vào thế tục; do </w:t>
-      </w:r>
-      <w:r>
-        <w:lastRenderedPageBreak/>
-        <w:t>đó tính quân sự đối lập liên quan đến truyền thống/thần quyền nên trong khi thế lực dân sự bám vào thế tục thì thế lực quân sự bám vào: 1) tính tố</w:t>
+        <w:t xml:space="preserve"> gắn chặt vào thế tục; do đó tính quân sự đối lập liên quan đến truyền thống/thần quyền nên trong khi thế lực dân sự bám vào thế tục thì thế lực quân sự bám vào: 1) tính tố</w:t>
       </w:r>
       <w:r>
         <w:t>i cao/</w:t>
@@ -45853,7 +45855,11 @@
         <w:t>V</w:t>
       </w:r>
       <w:r>
-        <w:t>iên chức được tuyển dụng bởi hai yếu tố: 1) yếu tố khách quan là năng lực của họ, 2) yếu tố chủ quan là nhiệm vụ đặc thù</w:t>
+        <w:t xml:space="preserve">iên chức được tuyển dụng bởi hai yếu tố: 1) yếu tố khách </w:t>
+      </w:r>
+      <w:r>
+        <w:lastRenderedPageBreak/>
+        <w:t>quan là năng lực của họ, 2) yếu tố chủ quan là nhiệm vụ đặc thù</w:t>
       </w:r>
       <w:sdt>
         <w:sdtPr>
@@ -45889,11 +45895,7 @@
         <w:t xml:space="preserve"> </w:t>
       </w:r>
       <w:r>
-        <w:t xml:space="preserve">Lưu ý, hãy phân biệt năng lực và tài năng mà Hegel gọi tài năng là tính thiên tài. Phẩm chất </w:t>
-      </w:r>
-      <w:r>
-        <w:lastRenderedPageBreak/>
-        <w:t xml:space="preserve">viên chức sau khi được bổ nhiệm không phải tài năng mà là sự tận tụy </w:t>
+        <w:t xml:space="preserve">Lưu ý, hãy phân biệt năng lực và tài năng mà Hegel gọi tài năng là tính thiên tài. Phẩm chất viên chức sau khi được bổ nhiệm không phải tài năng mà là sự tận tụy </w:t>
       </w:r>
       <w:r>
         <w:t xml:space="preserve">và cống hiến </w:t>
@@ -46432,11 +46434,11 @@
         <w:t xml:space="preserve"> thuộc mọi tầng lớp.</w:t>
       </w:r>
       <w:r>
-        <w:t xml:space="preserve"> Lý thuyết tầng lớp từ xã hội dân sự áp dụng vào nhà nước càng trở nên logic khi với ý nghĩa sâu sắc rằng tầng lớp là trung gian hòa giải giữa lợi ích phổ quát (an lạc phúc lợi) và lợi ích đặc thù (an lạc nhân vị), hơn nữa, trung gian này chỉ có thể được hiện thực hóa bởi cơ quan lập pháp tức quốc hội nơi thực sự </w:t>
+        <w:t xml:space="preserve"> Lý thuyết tầng lớp từ xã hội dân sự áp dụng vào nhà nước càng trở nên logic khi với ý nghĩa sâu sắc rằng tầng lớp là trung gian </w:t>
       </w:r>
       <w:r>
         <w:lastRenderedPageBreak/>
-        <w:t xml:space="preserve">diễn ra hòa giải giữa tính dân sự (công dân tính) và tính tầng lớp, </w:t>
+        <w:t xml:space="preserve">hòa giải giữa lợi ích phổ quát (an lạc phúc lợi) và lợi ích đặc thù (an lạc nhân vị), hơn nữa, trung gian này chỉ có thể được hiện thực hóa bởi cơ quan lập pháp tức quốc hội nơi thực sự diễn ra hòa giải giữa tính dân sự (công dân tính) và tính tầng lớp, </w:t>
       </w:r>
       <w:r>
         <w:t>cũng như</w:t>
@@ -46795,12 +46797,19 @@
         <w:rPr>
           <w:iCs/>
         </w:rPr>
-        <w:t xml:space="preserve"> Như vậy quyền lập pháp đi từ lý thuyết phân chia tầng lớp đến lý thuyết phân chia đảng phái mà nội hàm là sự hội tụ của công bằng theo lý thuyết xác suất </w:t>
+        <w:t xml:space="preserve"> Như vậy quyền lập pháp đi từ lý thuyết phân chia tầng lớp đến lý thuyết phân chia đảng </w:t>
       </w:r>
       <w:r>
         <w:rPr>
           <w:iCs/>
         </w:rPr>
+        <w:lastRenderedPageBreak/>
+        <w:t xml:space="preserve">phái mà nội hàm là sự hội tụ của công bằng theo lý thuyết xác suất </w:t>
+      </w:r>
+      <w:r>
+        <w:rPr>
+          <w:iCs/>
+        </w:rPr>
         <w:t>mà</w:t>
       </w:r>
       <w:r>
@@ -46840,7 +46849,6 @@
         <w:rPr>
           <w:iCs/>
         </w:rPr>
-        <w:lastRenderedPageBreak/>
         <w:t>nền dân chủ quần chúng theo</w:t>
       </w:r>
       <w:r>
@@ -47314,7 +47322,11 @@
         <w:t>, không khác gì hơn an lạc nhân vị</w:t>
       </w:r>
       <w:r>
-        <w:t>, 2) ban hành điều luật của lập pháp là phủ định nhất định cái đặc thù thành cái phổ quát mà cái phổ quát là tổng kết hóa nhiều cái đặc thù, không khác gì hơn an lạc phúc lợi</w:t>
+        <w:t xml:space="preserve">, 2) ban hành điều luật của lập pháp là phủ định nhất định cái </w:t>
+      </w:r>
+      <w:r>
+        <w:lastRenderedPageBreak/>
+        <w:t>đặc thù thành cái phổ quát mà cái phổ quát là tổng kết hóa nhiều cái đặc thù, không khác gì hơn an lạc phúc lợi</w:t>
       </w:r>
       <w:r>
         <w:t>.</w:t>
@@ -47325,7 +47337,6 @@
         <w:ind w:firstLine="360"/>
       </w:pPr>
       <w:r>
-        <w:lastRenderedPageBreak/>
         <w:t>Hegel tán thành phân chia quốc hội thành lưỡng viện (thượng viện &amp; hạ viện) như sau</w:t>
       </w:r>
       <w:sdt>
@@ -47742,7 +47753,11 @@
         <w:t>chủ quyền</w:t>
       </w:r>
       <w:r>
-        <w:t xml:space="preserve"> bao gồm quyền đối nội được quy định bởi công pháp nội bộ và quyền đối ngoại được quy định bởi công pháp quốc tế, với lưu ý cả hai công pháp này </w:t>
+        <w:t xml:space="preserve"> bao gồm quyền đối nội được quy định bởi công pháp nội bộ và quyền đối ngoại được quy định bởi công pháp quốc tế, với lưu ý cả hai </w:t>
+      </w:r>
+      <w:r>
+        <w:lastRenderedPageBreak/>
+        <w:t xml:space="preserve">công pháp này </w:t>
       </w:r>
       <w:r>
         <w:t>thuộc</w:t>
@@ -47757,11 +47772,7 @@
         <w:t xml:space="preserve"> Tinh thần nhà nước hiện hữu tự-mình trong phủ định nhất định </w:t>
       </w:r>
       <w:r>
-        <w:t xml:space="preserve">với các nhà nước khác tức cùng lúc hiện </w:t>
-      </w:r>
-      <w:r>
-        <w:lastRenderedPageBreak/>
-        <w:t xml:space="preserve">hữu cho-mình nên quyền đối ngoại của nhà nước phải có đầu mối chủ quyền tại tính </w:t>
+        <w:t xml:space="preserve">với các nhà nước khác tức cùng lúc hiện hữu cho-mình nên quyền đối ngoại của nhà nước phải có đầu mối chủ quyền tại tính </w:t>
       </w:r>
       <w:r>
         <w:t xml:space="preserve">chủ </w:t>
@@ -48063,17 +48074,17 @@
         <w:t>ữ</w:t>
       </w:r>
       <w:r>
-        <w:t xml:space="preserve">ng quân nhân thuộc tầng lớp phổ quát và khi bảo vệ nhà nước trở thành sứ mệnh và hoạt động thường trực thì tầng lớp chiến binh được chuyên môn hóa trở thành lực lượng vũ trang hay quân đội, điều này hoàn toàn phù hợp với lập luận trước đây rằng tính sinh thể thổi luồng sinh khí vào tính quân sự được chức năng hóa thành </w:t>
+        <w:t xml:space="preserve">ng quân nhân thuộc tầng lớp phổ quát và khi bảo vệ nhà nước trở thành sứ mệnh và hoạt động thường trực thì tầng lớp chiến binh được chuyên môn hóa trở </w:t>
+      </w:r>
+      <w:r>
+        <w:lastRenderedPageBreak/>
+        <w:t xml:space="preserve">thành lực lượng vũ trang hay quân đội, điều này hoàn toàn phù hợp với lập luận trước đây rằng tính sinh thể thổi luồng sinh khí vào tính quân sự được chức năng hóa thành </w:t>
       </w:r>
       <w:r>
         <w:t>quân đội</w:t>
       </w:r>
       <w:r>
-        <w:t xml:space="preserve">. Xã hội </w:t>
-      </w:r>
-      <w:r>
-        <w:lastRenderedPageBreak/>
-        <w:t xml:space="preserve">dân sự có tính dân sự phổ quát nên tính quân sự là cái đặc thù nên với tồn tại của bản chất “xã hội dân sự” là nhà nước thì “xã hội dân sự” trong nhà nước là xã hội thâu gồm tính phổ quát và tính đặc thù rõ rệt hơn xã hội dân sự, do đó quân nhân thuộc vào tầng lớp phổ quát trong phân hoạch tầng lớp. </w:t>
+        <w:t xml:space="preserve">. Xã hội dân sự có tính dân sự phổ quát nên tính quân sự là cái đặc thù nên với tồn tại của bản chất “xã hội dân sự” là nhà nước thì “xã hội dân sự” trong nhà nước là xã hội thâu gồm tính phổ quát và tính đặc thù rõ rệt hơn xã hội dân sự, do đó quân nhân thuộc vào tầng lớp phổ quát trong phân hoạch tầng lớp. </w:t>
       </w:r>
       <w:r>
         <w:t>Như vậy lập luận cơ sở hình thành quân đội gồm có ba yếu tố: 1) tính sinh thể đại diện sự tối cao/siêu nhiên của hiến pháp đã chức năng hóa tính quân sự (đối lập tính dân sự) thành quân đội, 2)</w:t>
@@ -48391,7 +48402,11 @@
         <w:t xml:space="preserve"> “công pháp quốc tế áp dụng cho các nhà nước độc lập nên nội dung tự-mình và cho-mình của nó là cái “phải là” tương tự nghĩa vụ và hiện thực của nó phụ thuộc vào các ý chí có chủ quyền khác nhau”.</w:t>
       </w:r>
       <w:r>
-        <w:t xml:space="preserve"> Nhà nước là sinh thể độc lập tự tồn có quyền lực tuyệt đối cũng như không có bao đóng nhất thể đóng gói các nhà nước nước và nhà nước không phải nhân nhân có tư cách pháp lý với nhau (tư cách pháp lý nằm trong nhà nước nhưng không nằm trong quan hệ quốc tế</w:t>
+        <w:t xml:space="preserve"> Nhà nước là sinh thể độc lập tự tồn có quyền lực tuyệt đối cũng như không có bao đóng nhất thể đóng gói các nhà nước nước và nhà nước không phải nhân nhân có tư cách pháp lý với nhau (tư cách pháp lý </w:t>
+      </w:r>
+      <w:r>
+        <w:lastRenderedPageBreak/>
+        <w:t>nằm trong nhà nước nhưng không nằm trong quan hệ quốc tế</w:t>
       </w:r>
       <w:r>
         <w:t xml:space="preserve"> phi liên minh</w:t>
@@ -48403,11 +48418,7 @@
         <w:t>n túy luân lý/</w:t>
       </w:r>
       <w:r>
-        <w:t xml:space="preserve">tư pháp vì không có tòa án </w:t>
-      </w:r>
-      <w:r>
-        <w:lastRenderedPageBreak/>
-        <w:t xml:space="preserve">toàn thể để mỗi nhà nước như một cá nhân có tư cách pháp lý, kết quả là quan hệ giữa các nhà nước tức </w:t>
+        <w:t xml:space="preserve">tư pháp vì không có tòa án toàn thể để mỗi nhà nước như một cá nhân có tư cách pháp lý, kết quả là quan hệ giữa các nhà nước tức </w:t>
       </w:r>
       <w:r>
         <w:rPr>
@@ -48934,7 +48945,11 @@
         <w:t>, hơn nữa, quan hệ quốc tế là ý niệm nhưng chưa là sinh thể.</w:t>
       </w:r>
       <w:r>
-        <w:t xml:space="preserve"> Vì tính luân lý mà pháp quyền nên chiến tranh tuy trong tình trạng bạo lực &amp; ngẫu nhiên vẫn có mối dây liên hệ đến luân lý nhà nước, vẫn có giá trị hiệu lực pháp lý mà theo Hegel </w:t>
+        <w:t xml:space="preserve"> Vì tính luân lý mà pháp quyền nên chiến tranh tuy trong tình trạng bạo lực &amp; ngẫu nhiên vẫn có mối dây liên hệ đến luân lý nhà nước, vẫn có giá </w:t>
+      </w:r>
+      <w:r>
+        <w:lastRenderedPageBreak/>
+        <w:t xml:space="preserve">trị hiệu lực pháp lý mà theo Hegel </w:t>
       </w:r>
       <w:sdt>
         <w:sdtPr>
@@ -48964,11 +48979,7 @@
         </w:sdtContent>
       </w:sdt>
       <w:r>
-        <w:t xml:space="preserve"> “chiến tranh phải kết thúc, tuân theo công pháp quốc tế để bảo tồn việc tái lập hòa bình cũng như chiến tranh không được chống </w:t>
-      </w:r>
-      <w:r>
-        <w:lastRenderedPageBreak/>
-        <w:t>lại định chế nội bộ (hệ thống luật pháp) cũng nhưng không được chống lại đời sống riêng tư của công dân”.</w:t>
+        <w:t xml:space="preserve"> “chiến tranh phải kết thúc, tuân theo công pháp quốc tế để bảo tồn việc tái lập hòa bình cũng như chiến tranh không được chống lại định chế nội bộ (hệ thống luật pháp) cũng nhưng không được chống lại đời sống riêng tư của công dân”.</w:t>
       </w:r>
       <w:r>
         <w:t xml:space="preserve"> Sự thù địch xảy ra ngoài chiến tuyến vì liên quan bản năng sinh tồn nhưng phải bị giải tỏa nhường cho nghĩa vụ </w:t>
@@ -49445,17 +49456,17 @@
         <w:t xml:space="preserve">Tôi đã phân tích sự đồng nhất của tinh thần khách quan và tinh thần chủ quan trong phần pháp quyền trừu tượng có mục đích thẩm định pháp quyền thực định (nhà nước), do đó tinh thần thế giới hay tinh thần tối cao không khác gì hơn sự đồng nhất này, một lần nữa khẳng định lại mục tiêu thẩm định &amp; phán xét </w:t>
       </w:r>
       <w:r>
-        <w:t>nhà nước</w:t>
+        <w:t xml:space="preserve">nhà </w:t>
+      </w:r>
+      <w:r>
+        <w:lastRenderedPageBreak/>
+        <w:t>nước</w:t>
       </w:r>
       <w:r>
         <w:t xml:space="preserve"> với yếu tố tăng cường rằng nhà nước thẩm định nhà nước vì lúc này tinh thần thế giới chuyển vận trong lịch sử mà mỗi nhà nước là hiện tượng của nó</w:t>
       </w:r>
       <w:r>
-        <w:t xml:space="preserve">, vậy tinh thần thế giới là tòa </w:t>
-      </w:r>
-      <w:r>
-        <w:lastRenderedPageBreak/>
-        <w:t>án – một tòa án thế giới thẩm định mọi nhà nước</w:t>
+        <w:t>, vậy tinh thần thế giới là tòa án – một tòa án thế giới thẩm định mọi nhà nước</w:t>
       </w:r>
       <w:r>
         <w:t xml:space="preserve">. </w:t>
@@ -49937,14 +49948,14 @@
         <w:t>, d</w:t>
       </w:r>
       <w:r>
-        <w:t>ân tộc và cá nhân trong tinh thần thế giới có đặc thù riêng, tốt xấu lẫn lộn, hoạt tác trong thế giới với định chế tự định ra như hiến pháp</w:t>
-      </w:r>
-      <w:r>
-        <w:t xml:space="preserve"> hay thể chế nhưng họ không thể cưỡng lại ý chí của tinh thần thế giới, nghĩa là dân tộc </w:t>
+        <w:t xml:space="preserve">ân tộc và cá nhân trong tinh thần thế </w:t>
       </w:r>
       <w:r>
         <w:lastRenderedPageBreak/>
-        <w:t xml:space="preserve">và cá nhân là công cụ vô thức (đối với họ) của tinh thần mà những hình thái và hoạt động của họ </w:t>
+        <w:t>giới có đặc thù riêng, tốt xấu lẫn lộn, hoạt tác trong thế giới với định chế tự định ra như hiến pháp</w:t>
+      </w:r>
+      <w:r>
+        <w:t xml:space="preserve"> hay thể chế nhưng họ không thể cưỡng lại ý chí của tinh thần thế giới, nghĩa là dân tộc và cá nhân là công cụ vô thức (đối với họ) của tinh thần mà những hình thái và hoạt động của họ </w:t>
       </w:r>
       <w:r>
         <w:t>biến hóa</w:t>
@@ -50441,14 +50452,14 @@
         <w:t xml:space="preserve"> là khi tinh thần </w:t>
       </w:r>
       <w:r>
-        <w:t>thế giới</w:t>
-      </w:r>
-      <w:r>
-        <w:t xml:space="preserve"> chuyển hóa sự nhận thức đối lập từ nguyên tắc thứ ba đến sự thấu đạt chân lý và hòa giải với khách quan, lúc này nó hiểu rằng chân lý là sự đồng nhất chủ quan và khách quan khi mà </w:t>
+        <w:t xml:space="preserve">thế </w:t>
       </w:r>
       <w:r>
         <w:lastRenderedPageBreak/>
-        <w:t xml:space="preserve">nó đã quay trở lại từ sự đối lập vô hạn để </w:t>
+        <w:t>giới</w:t>
+      </w:r>
+      <w:r>
+        <w:t xml:space="preserve"> chuyển hóa sự nhận thức đối lập từ nguyên tắc thứ ba đến sự thấu đạt chân lý và hòa giải với khách quan, lúc này nó hiểu rằng chân lý là sự đồng nhất chủ quan và khách quan khi mà nó đã quay trở lại từ sự đối lập vô hạn để </w:t>
       </w:r>
       <w:r>
         <w:t xml:space="preserve">tự sản sinh và tự </w:t>
@@ -50850,7 +50861,11 @@
         <w:t xml:space="preserve">, 2) </w:t>
       </w:r>
       <w:r>
-        <w:t xml:space="preserve">bất kỳ ý niệm hiện tồn nào cũng hợp lý tính tức đồng nhất giữa tính </w:t>
+        <w:t xml:space="preserve">bất kỳ ý niệm hiện </w:t>
+      </w:r>
+      <w:r>
+        <w:lastRenderedPageBreak/>
+        <w:t xml:space="preserve">tồn nào cũng hợp lý tính tức đồng nhất giữa tính </w:t>
       </w:r>
       <w:r>
         <w:t>phổ quát</w:t>
@@ -50859,11 +50874,7 @@
         <w:t xml:space="preserve"> và tính đặc thù.</w:t>
       </w:r>
       <w:r>
-        <w:t xml:space="preserve"> Hai luận đề này thiết lập hai cơ sở “trật tự có liên kết” và “công lý” của pháp quyền và trên hai cơ sở này phổ pháp </w:t>
-      </w:r>
-      <w:r>
-        <w:lastRenderedPageBreak/>
-        <w:t>quyền trải theo mức độ phong phú từ pháp quyền trừu tượng đến luân lý &amp; đạo đức đến pháp quyền thực định.</w:t>
+        <w:t xml:space="preserve"> Hai luận đề này thiết lập hai cơ sở “trật tự có liên kết” và “công lý” của pháp quyền và trên hai cơ sở này phổ pháp quyền trải theo mức độ phong phú từ pháp quyền trừu tượng đến luân lý &amp; đạo đức đến pháp quyền thực định.</w:t>
       </w:r>
       <w:r>
         <w:t xml:space="preserve"> Động lực để pháp quyền trừu tượng triển khai </w:t>
@@ -51219,7 +51230,11 @@
         <w:t>.</w:t>
       </w:r>
       <w:r>
-        <w:t xml:space="preserve"> Như vậy các hiện tượng không chỉ là biểu hiện của các giai đoạn nhận thức của tinh thần mà còn là phương tiện để tinh thần phát triển theo một</w:t>
+        <w:t xml:space="preserve"> Như vậy các hiện tượng không chỉ là biểu hiện của các giai đoạn nhận thức của tinh thần mà còn là phương tiện để tinh thần phát triển theo </w:t>
+      </w:r>
+      <w:r>
+        <w:lastRenderedPageBreak/>
+        <w:t>một</w:t>
       </w:r>
       <w:r>
         <w:t xml:space="preserve"> quy trình biện chứng còn được gọi</w:t>
@@ -51249,11 +51264,7 @@
         <w:t>mô hình tư biện</w:t>
       </w:r>
       <w:r>
-        <w:t xml:space="preserve">: giai đoạn nhận thức sau phủ định giai đoạn nhận thức trước để đạt mức cao hơn nhưng vẫn chứa những </w:t>
-      </w:r>
-      <w:r>
-        <w:lastRenderedPageBreak/>
-        <w:t xml:space="preserve">yếu tố của </w:t>
+        <w:t xml:space="preserve">: giai đoạn nhận thức sau phủ định giai đoạn nhận thức trước để đạt mức cao hơn nhưng vẫn chứa những yếu tố của </w:t>
       </w:r>
       <w:r>
         <w:t>giai đoạn trước</w:t>
@@ -57068,7 +57079,7 @@
           <w:rPr>
             <w:noProof/>
           </w:rPr>
-          <w:t>20</w:t>
+          <w:t>83</w:t>
         </w:r>
         <w:r>
           <w:rPr>
@@ -58240,7 +58251,7 @@
 </file>
 
 <file path=customXml/itemProps1.xml><?xml version="1.0" encoding="utf-8"?>
-<ds:datastoreItem xmlns:ds="http://schemas.openxmlformats.org/officeDocument/2006/customXml" ds:itemID="{88718A54-CE89-4F01-9297-BB6F3ED8CA5B}">
+<ds:datastoreItem xmlns:ds="http://schemas.openxmlformats.org/officeDocument/2006/customXml" ds:itemID="{41562C17-420E-4334-95A5-7F475BC756BD}">
   <ds:schemaRefs>
     <ds:schemaRef ds:uri="http://schemas.openxmlformats.org/officeDocument/2006/bibliography"/>
   </ds:schemaRefs>
